--- a/Отчеты/Лаб1_Федоров.docx
+++ b/Отчеты/Лаб1_Федоров.docx
@@ -645,14 +645,27 @@
       <w:r>
         <w:t xml:space="preserve">Рисунок </w:t>
       </w:r>
-      <w:fldSimple w:instr=" SEQ Рисунок \* ARABIC ">
-        <w:r>
-          <w:rPr>
-            <w:noProof/>
-          </w:rPr>
-          <w:t>1</w:t>
-        </w:r>
-      </w:fldSimple>
+      <w:r>
+        <w:fldChar w:fldCharType="begin"/>
+      </w:r>
+      <w:r>
+        <w:instrText xml:space="preserve"> SEQ Рисунок \* ARABIC </w:instrText>
+      </w:r>
+      <w:r>
+        <w:fldChar w:fldCharType="separate"/>
+      </w:r>
+      <w:r>
+        <w:rPr>
+          <w:noProof/>
+        </w:rPr>
+        <w:t>1</w:t>
+      </w:r>
+      <w:r>
+        <w:rPr>
+          <w:noProof/>
+        </w:rPr>
+        <w:fldChar w:fldCharType="end"/>
+      </w:r>
       <w:r>
         <w:t xml:space="preserve"> –</w:t>
       </w:r>
@@ -748,14 +761,27 @@
       <w:r>
         <w:t xml:space="preserve">Рисунок </w:t>
       </w:r>
-      <w:fldSimple w:instr=" SEQ Рисунок \* ARABIC ">
-        <w:r>
-          <w:rPr>
-            <w:noProof/>
-          </w:rPr>
-          <w:t>2</w:t>
-        </w:r>
-      </w:fldSimple>
+      <w:r>
+        <w:fldChar w:fldCharType="begin"/>
+      </w:r>
+      <w:r>
+        <w:instrText xml:space="preserve"> SEQ Рисунок \* ARABIC </w:instrText>
+      </w:r>
+      <w:r>
+        <w:fldChar w:fldCharType="separate"/>
+      </w:r>
+      <w:r>
+        <w:rPr>
+          <w:noProof/>
+        </w:rPr>
+        <w:t>2</w:t>
+      </w:r>
+      <w:r>
+        <w:rPr>
+          <w:noProof/>
+        </w:rPr>
+        <w:fldChar w:fldCharType="end"/>
+      </w:r>
       <w:r>
         <w:t xml:space="preserve"> – </w:t>
       </w:r>
@@ -834,14 +860,27 @@
       <w:r>
         <w:t xml:space="preserve">Рисунок </w:t>
       </w:r>
-      <w:fldSimple w:instr=" SEQ Рисунок \* ARABIC ">
-        <w:r>
-          <w:rPr>
-            <w:noProof/>
-          </w:rPr>
-          <w:t>3</w:t>
-        </w:r>
-      </w:fldSimple>
+      <w:r>
+        <w:fldChar w:fldCharType="begin"/>
+      </w:r>
+      <w:r>
+        <w:instrText xml:space="preserve"> SEQ Рисунок \* ARABIC </w:instrText>
+      </w:r>
+      <w:r>
+        <w:fldChar w:fldCharType="separate"/>
+      </w:r>
+      <w:r>
+        <w:rPr>
+          <w:noProof/>
+        </w:rPr>
+        <w:t>3</w:t>
+      </w:r>
+      <w:r>
+        <w:rPr>
+          <w:noProof/>
+        </w:rPr>
+        <w:fldChar w:fldCharType="end"/>
+      </w:r>
       <w:r>
         <w:t xml:space="preserve"> – </w:t>
       </w:r>
@@ -910,14 +949,27 @@
       <w:r>
         <w:t xml:space="preserve">Рисунок </w:t>
       </w:r>
-      <w:fldSimple w:instr=" SEQ Рисунок \* ARABIC ">
-        <w:r>
-          <w:rPr>
-            <w:noProof/>
-          </w:rPr>
-          <w:t>4</w:t>
-        </w:r>
-      </w:fldSimple>
+      <w:r>
+        <w:fldChar w:fldCharType="begin"/>
+      </w:r>
+      <w:r>
+        <w:instrText xml:space="preserve"> SEQ Рисунок \* ARABIC </w:instrText>
+      </w:r>
+      <w:r>
+        <w:fldChar w:fldCharType="separate"/>
+      </w:r>
+      <w:r>
+        <w:rPr>
+          <w:noProof/>
+        </w:rPr>
+        <w:t>4</w:t>
+      </w:r>
+      <w:r>
+        <w:rPr>
+          <w:noProof/>
+        </w:rPr>
+        <w:fldChar w:fldCharType="end"/>
+      </w:r>
       <w:r>
         <w:t xml:space="preserve"> – </w:t>
       </w:r>
@@ -997,14 +1049,27 @@
       <w:r>
         <w:t xml:space="preserve">Рисунок </w:t>
       </w:r>
-      <w:fldSimple w:instr=" SEQ Рисунок \* ARABIC ">
-        <w:r>
-          <w:rPr>
-            <w:noProof/>
-          </w:rPr>
-          <w:t>5</w:t>
-        </w:r>
-      </w:fldSimple>
+      <w:r>
+        <w:fldChar w:fldCharType="begin"/>
+      </w:r>
+      <w:r>
+        <w:instrText xml:space="preserve"> SEQ Рисунок \* ARABIC </w:instrText>
+      </w:r>
+      <w:r>
+        <w:fldChar w:fldCharType="separate"/>
+      </w:r>
+      <w:r>
+        <w:rPr>
+          <w:noProof/>
+        </w:rPr>
+        <w:t>5</w:t>
+      </w:r>
+      <w:r>
+        <w:rPr>
+          <w:noProof/>
+        </w:rPr>
+        <w:fldChar w:fldCharType="end"/>
+      </w:r>
       <w:r>
         <w:t xml:space="preserve"> – </w:t>
       </w:r>
@@ -1082,14 +1147,27 @@
       <w:r>
         <w:t xml:space="preserve">Рисунок </w:t>
       </w:r>
-      <w:fldSimple w:instr=" SEQ Рисунок \* ARABIC ">
-        <w:r>
-          <w:rPr>
-            <w:noProof/>
-          </w:rPr>
-          <w:t>6</w:t>
-        </w:r>
-      </w:fldSimple>
+      <w:r>
+        <w:fldChar w:fldCharType="begin"/>
+      </w:r>
+      <w:r>
+        <w:instrText xml:space="preserve"> SEQ Рисунок \* ARABIC </w:instrText>
+      </w:r>
+      <w:r>
+        <w:fldChar w:fldCharType="separate"/>
+      </w:r>
+      <w:r>
+        <w:rPr>
+          <w:noProof/>
+        </w:rPr>
+        <w:t>6</w:t>
+      </w:r>
+      <w:r>
+        <w:rPr>
+          <w:noProof/>
+        </w:rPr>
+        <w:fldChar w:fldCharType="end"/>
+      </w:r>
       <w:r>
         <w:t xml:space="preserve"> – </w:t>
       </w:r>
@@ -1171,14 +1249,27 @@
       <w:r>
         <w:t xml:space="preserve">Рисунок </w:t>
       </w:r>
-      <w:fldSimple w:instr=" SEQ Рисунок \* ARABIC ">
-        <w:r>
-          <w:rPr>
-            <w:noProof/>
-          </w:rPr>
-          <w:t>7</w:t>
-        </w:r>
-      </w:fldSimple>
+      <w:r>
+        <w:fldChar w:fldCharType="begin"/>
+      </w:r>
+      <w:r>
+        <w:instrText xml:space="preserve"> SEQ Рисунок \* ARABIC </w:instrText>
+      </w:r>
+      <w:r>
+        <w:fldChar w:fldCharType="separate"/>
+      </w:r>
+      <w:r>
+        <w:rPr>
+          <w:noProof/>
+        </w:rPr>
+        <w:t>7</w:t>
+      </w:r>
+      <w:r>
+        <w:rPr>
+          <w:noProof/>
+        </w:rPr>
+        <w:fldChar w:fldCharType="end"/>
+      </w:r>
       <w:r>
         <w:t xml:space="preserve"> – </w:t>
       </w:r>
@@ -1242,14 +1333,27 @@
       <w:r>
         <w:t xml:space="preserve">Рисунок </w:t>
       </w:r>
-      <w:fldSimple w:instr=" SEQ Рисунок \* ARABIC ">
-        <w:r>
-          <w:rPr>
-            <w:noProof/>
-          </w:rPr>
-          <w:t>8</w:t>
-        </w:r>
-      </w:fldSimple>
+      <w:r>
+        <w:fldChar w:fldCharType="begin"/>
+      </w:r>
+      <w:r>
+        <w:instrText xml:space="preserve"> SEQ Рисунок \* ARABIC </w:instrText>
+      </w:r>
+      <w:r>
+        <w:fldChar w:fldCharType="separate"/>
+      </w:r>
+      <w:r>
+        <w:rPr>
+          <w:noProof/>
+        </w:rPr>
+        <w:t>8</w:t>
+      </w:r>
+      <w:r>
+        <w:rPr>
+          <w:noProof/>
+        </w:rPr>
+        <w:fldChar w:fldCharType="end"/>
+      </w:r>
       <w:r>
         <w:t xml:space="preserve"> – </w:t>
       </w:r>
@@ -1274,27 +1378,36 @@
         <w:pStyle w:val="1"/>
       </w:pPr>
       <w:r>
-        <w:t>Решение задач</w:t>
+        <w:t>Реализация дополнительного функционала</w:t>
       </w:r>
     </w:p>
     <w:p>
       <w:r>
-        <w:t xml:space="preserve">Были решены задания </w:t>
-      </w:r>
-      <w:r>
-        <w:t>для варианта 3 (Список задач)</w:t>
-      </w:r>
-      <w:r>
-        <w:t xml:space="preserve">, код программ и результаты их выполнения представлены ниже (Рисунки </w:t>
+        <w:t xml:space="preserve">Доработаем приложении добавив 5 методов, первый метод для добавления элемента в </w:t>
+      </w:r>
+      <w:r>
+        <w:rPr>
+          <w:lang w:val="en-US"/>
+        </w:rPr>
+        <w:t>ArrayList</w:t>
+      </w:r>
+      <w:r>
+        <w:t xml:space="preserve"> и его тест показаны ниже </w:t>
+      </w:r>
+      <w:r>
+        <w:t>(Рисун</w:t>
+      </w:r>
+      <w:r>
+        <w:t>ки</w:t>
+      </w:r>
+      <w:r>
+        <w:t xml:space="preserve"> </w:t>
       </w:r>
       <w:r>
         <w:t>9</w:t>
       </w:r>
       <w:r>
-        <w:t>-</w:t>
-      </w:r>
-      <w:r>
-        <w:t>20</w:t>
+        <w:t>-10</w:t>
       </w:r>
       <w:r>
         <w:t>).</w:t>
@@ -1306,15 +1419,12 @@
         <w:jc w:val="center"/>
       </w:pPr>
       <w:r>
-        <w:rPr>
-          <w:noProof/>
-        </w:rPr>
         <w:lastRenderedPageBreak/>
         <w:drawing>
-          <wp:inline distT="0" distB="0" distL="0" distR="0" wp14:anchorId="564BABAF" wp14:editId="25091FCF">
-            <wp:extent cx="4343400" cy="4089900"/>
-            <wp:effectExtent l="0" t="0" r="0" b="6350"/>
-            <wp:docPr id="1453368154" name="Рисунок 1"/>
+          <wp:inline distT="0" distB="0" distL="0" distR="0" wp14:anchorId="2CA141DD" wp14:editId="6CC9AA08">
+            <wp:extent cx="4739640" cy="1471796"/>
+            <wp:effectExtent l="0" t="0" r="3810" b="0"/>
+            <wp:docPr id="177723318" name="Рисунок 1"/>
             <wp:cNvGraphicFramePr>
               <a:graphicFrameLocks xmlns:a="http://schemas.openxmlformats.org/drawingml/2006/main" noChangeAspect="1"/>
             </wp:cNvGraphicFramePr>
@@ -1322,7 +1432,7 @@
               <a:graphicData uri="http://schemas.openxmlformats.org/drawingml/2006/picture">
                 <pic:pic xmlns:pic="http://schemas.openxmlformats.org/drawingml/2006/picture">
                   <pic:nvPicPr>
-                    <pic:cNvPr id="1453368154" name=""/>
+                    <pic:cNvPr id="177723318" name=""/>
                     <pic:cNvPicPr/>
                   </pic:nvPicPr>
                   <pic:blipFill>
@@ -1334,7 +1444,7 @@
                   <pic:spPr>
                     <a:xfrm>
                       <a:off x="0" y="0"/>
-                      <a:ext cx="4351694" cy="4097710"/>
+                      <a:ext cx="4766626" cy="1480176"/>
                     </a:xfrm>
                     <a:prstGeom prst="rect">
                       <a:avLst/>
@@ -1357,25 +1467,38 @@
       <w:r>
         <w:t xml:space="preserve">Рисунок </w:t>
       </w:r>
-      <w:fldSimple w:instr=" SEQ Рисунок \* ARABIC ">
-        <w:r>
-          <w:rPr>
-            <w:noProof/>
-          </w:rPr>
-          <w:t>9</w:t>
-        </w:r>
-      </w:fldSimple>
+      <w:r>
+        <w:fldChar w:fldCharType="begin"/>
+      </w:r>
+      <w:r>
+        <w:instrText xml:space="preserve"> SEQ Рисунок \* ARABIC </w:instrText>
+      </w:r>
+      <w:r>
+        <w:fldChar w:fldCharType="separate"/>
+      </w:r>
+      <w:r>
+        <w:rPr>
+          <w:noProof/>
+        </w:rPr>
+        <w:t>9</w:t>
+      </w:r>
+      <w:r>
+        <w:rPr>
+          <w:noProof/>
+        </w:rPr>
+        <w:fldChar w:fldCharType="end"/>
+      </w:r>
       <w:r>
         <w:t xml:space="preserve"> – </w:t>
       </w:r>
       <w:r>
-        <w:t xml:space="preserve">Создание своего </w:t>
+        <w:t xml:space="preserve">Метод </w:t>
       </w:r>
       <w:r>
         <w:rPr>
           <w:lang w:val="en-US"/>
         </w:rPr>
-        <w:t>XML</w:t>
+        <w:t>updateArray</w:t>
       </w:r>
     </w:p>
     <w:p>
@@ -1384,14 +1507,11 @@
         <w:jc w:val="center"/>
       </w:pPr>
       <w:r>
-        <w:rPr>
-          <w:noProof/>
-        </w:rPr>
         <w:drawing>
-          <wp:inline distT="0" distB="0" distL="0" distR="0" wp14:anchorId="3005F939" wp14:editId="11EBD30F">
-            <wp:extent cx="5303520" cy="2711570"/>
+          <wp:inline distT="0" distB="0" distL="0" distR="0" wp14:anchorId="36477174" wp14:editId="0917E790">
+            <wp:extent cx="4655820" cy="2863917"/>
             <wp:effectExtent l="0" t="0" r="0" b="0"/>
-            <wp:docPr id="2060075211" name="Рисунок 1"/>
+            <wp:docPr id="746189898" name="Рисунок 1"/>
             <wp:cNvGraphicFramePr>
               <a:graphicFrameLocks xmlns:a="http://schemas.openxmlformats.org/drawingml/2006/main" noChangeAspect="1"/>
             </wp:cNvGraphicFramePr>
@@ -1399,7 +1519,7 @@
               <a:graphicData uri="http://schemas.openxmlformats.org/drawingml/2006/picture">
                 <pic:pic xmlns:pic="http://schemas.openxmlformats.org/drawingml/2006/picture">
                   <pic:nvPicPr>
-                    <pic:cNvPr id="2060075211" name=""/>
+                    <pic:cNvPr id="746189898" name=""/>
                     <pic:cNvPicPr/>
                   </pic:nvPicPr>
                   <pic:blipFill>
@@ -1411,7 +1531,7 @@
                   <pic:spPr>
                     <a:xfrm>
                       <a:off x="0" y="0"/>
-                      <a:ext cx="5307009" cy="2713354"/>
+                      <a:ext cx="4667953" cy="2871380"/>
                     </a:xfrm>
                     <a:prstGeom prst="rect">
                       <a:avLst/>
@@ -1427,49 +1547,69 @@
     <w:p>
       <w:pPr>
         <w:pStyle w:val="ac"/>
+      </w:pPr>
+      <w:r>
+        <w:t xml:space="preserve">Рисунок </w:t>
+      </w:r>
+      <w:r>
+        <w:fldChar w:fldCharType="begin"/>
+      </w:r>
+      <w:r>
+        <w:instrText xml:space="preserve"> SEQ Рисунок \* ARABIC </w:instrText>
+      </w:r>
+      <w:r>
+        <w:fldChar w:fldCharType="separate"/>
+      </w:r>
+      <w:r>
+        <w:rPr>
+          <w:noProof/>
+        </w:rPr>
+        <w:t>10</w:t>
+      </w:r>
+      <w:r>
+        <w:rPr>
+          <w:noProof/>
+        </w:rPr>
+        <w:fldChar w:fldCharType="end"/>
+      </w:r>
+      <w:r>
+        <w:t xml:space="preserve"> – </w:t>
+      </w:r>
+      <w:r>
+        <w:t xml:space="preserve">Тест метода </w:t>
+      </w:r>
+      <w:r>
         <w:rPr>
           <w:lang w:val="en-US"/>
         </w:rPr>
-      </w:pPr>
-      <w:r>
-        <w:t xml:space="preserve">Рисунок </w:t>
-      </w:r>
-      <w:fldSimple w:instr=" SEQ Рисунок \* ARABIC ">
-        <w:r>
-          <w:rPr>
-            <w:noProof/>
-          </w:rPr>
-          <w:t>10</w:t>
-        </w:r>
-      </w:fldSimple>
-      <w:r>
-        <w:t xml:space="preserve"> – </w:t>
-      </w:r>
-      <w:r>
-        <w:t xml:space="preserve">Чтение своего </w:t>
-      </w:r>
-      <w:r>
-        <w:rPr>
-          <w:lang w:val="en-US"/>
-        </w:rPr>
-        <w:t>XML</w:t>
+        <w:t>updateArray</w:t>
       </w:r>
     </w:p>
     <w:p>
+      <w:r>
+        <w:t xml:space="preserve">Второй метод для просмотра </w:t>
+      </w:r>
+      <w:r>
+        <w:rPr>
+          <w:lang w:val="en-US"/>
+        </w:rPr>
+        <w:t>ArrayList</w:t>
+      </w:r>
+      <w:r>
+        <w:t xml:space="preserve"> и его тест представлены ниже (Рисунки 11-12).</w:t>
+      </w:r>
+    </w:p>
+    <w:p>
       <w:pPr>
         <w:keepNext/>
         <w:jc w:val="center"/>
       </w:pPr>
       <w:r>
-        <w:rPr>
-          <w:noProof/>
-        </w:rPr>
-        <w:lastRenderedPageBreak/>
         <w:drawing>
-          <wp:inline distT="0" distB="0" distL="0" distR="0" wp14:anchorId="28BBC9D1" wp14:editId="5A3379EB">
-            <wp:extent cx="4792980" cy="3748310"/>
-            <wp:effectExtent l="0" t="0" r="7620" b="5080"/>
-            <wp:docPr id="1646396900" name="Рисунок 1"/>
+          <wp:inline distT="0" distB="0" distL="0" distR="0" wp14:anchorId="572CE981" wp14:editId="10B9BFE3">
+            <wp:extent cx="4556760" cy="1601719"/>
+            <wp:effectExtent l="0" t="0" r="0" b="0"/>
+            <wp:docPr id="945576714" name="Рисунок 1"/>
             <wp:cNvGraphicFramePr>
               <a:graphicFrameLocks xmlns:a="http://schemas.openxmlformats.org/drawingml/2006/main" noChangeAspect="1"/>
             </wp:cNvGraphicFramePr>
@@ -1477,7 +1617,7 @@
               <a:graphicData uri="http://schemas.openxmlformats.org/drawingml/2006/picture">
                 <pic:pic xmlns:pic="http://schemas.openxmlformats.org/drawingml/2006/picture">
                   <pic:nvPicPr>
-                    <pic:cNvPr id="1646396900" name=""/>
+                    <pic:cNvPr id="945576714" name=""/>
                     <pic:cNvPicPr/>
                   </pic:nvPicPr>
                   <pic:blipFill>
@@ -1489,7 +1629,7 @@
                   <pic:spPr>
                     <a:xfrm>
                       <a:off x="0" y="0"/>
-                      <a:ext cx="4798048" cy="3752274"/>
+                      <a:ext cx="4570241" cy="1606458"/>
                     </a:xfrm>
                     <a:prstGeom prst="rect">
                       <a:avLst/>
@@ -1509,19 +1649,38 @@
       <w:r>
         <w:t xml:space="preserve">Рисунок </w:t>
       </w:r>
-      <w:fldSimple w:instr=" SEQ Рисунок \* ARABIC ">
-        <w:r>
-          <w:rPr>
-            <w:noProof/>
-          </w:rPr>
-          <w:t>11</w:t>
-        </w:r>
-      </w:fldSimple>
+      <w:r>
+        <w:fldChar w:fldCharType="begin"/>
+      </w:r>
+      <w:r>
+        <w:instrText xml:space="preserve"> SEQ Рисунок \* ARABIC </w:instrText>
+      </w:r>
+      <w:r>
+        <w:fldChar w:fldCharType="separate"/>
+      </w:r>
+      <w:r>
+        <w:rPr>
+          <w:noProof/>
+        </w:rPr>
+        <w:t>11</w:t>
+      </w:r>
+      <w:r>
+        <w:rPr>
+          <w:noProof/>
+        </w:rPr>
+        <w:fldChar w:fldCharType="end"/>
+      </w:r>
       <w:r>
         <w:t xml:space="preserve"> – </w:t>
       </w:r>
       <w:r>
-        <w:t>Добавление новой задачи</w:t>
+        <w:t>Метод</w:t>
+      </w:r>
+      <w:r>
+        <w:t xml:space="preserve"> </w:t>
+      </w:r>
+      <w:r>
+        <w:t>showArrayList</w:t>
       </w:r>
     </w:p>
     <w:p>
@@ -1530,14 +1689,12 @@
         <w:jc w:val="center"/>
       </w:pPr>
       <w:r>
-        <w:rPr>
-          <w:noProof/>
-        </w:rPr>
+        <w:lastRenderedPageBreak/>
         <w:drawing>
-          <wp:inline distT="0" distB="0" distL="0" distR="0" wp14:anchorId="7105A3F7" wp14:editId="6055FA73">
-            <wp:extent cx="5462002" cy="3653790"/>
-            <wp:effectExtent l="0" t="0" r="5715" b="3810"/>
-            <wp:docPr id="1748915766" name="Рисунок 1"/>
+          <wp:inline distT="0" distB="0" distL="0" distR="0" wp14:anchorId="18AA80F8" wp14:editId="736CC7A5">
+            <wp:extent cx="3961865" cy="2482215"/>
+            <wp:effectExtent l="0" t="0" r="635" b="0"/>
+            <wp:docPr id="1289960673" name="Рисунок 1"/>
             <wp:cNvGraphicFramePr>
               <a:graphicFrameLocks xmlns:a="http://schemas.openxmlformats.org/drawingml/2006/main" noChangeAspect="1"/>
             </wp:cNvGraphicFramePr>
@@ -1545,7 +1702,7 @@
               <a:graphicData uri="http://schemas.openxmlformats.org/drawingml/2006/picture">
                 <pic:pic xmlns:pic="http://schemas.openxmlformats.org/drawingml/2006/picture">
                   <pic:nvPicPr>
-                    <pic:cNvPr id="1748915766" name=""/>
+                    <pic:cNvPr id="1289960673" name=""/>
                     <pic:cNvPicPr/>
                   </pic:nvPicPr>
                   <pic:blipFill>
@@ -1557,7 +1714,7 @@
                   <pic:spPr>
                     <a:xfrm>
                       <a:off x="0" y="0"/>
-                      <a:ext cx="5464998" cy="3655794"/>
+                      <a:ext cx="3965290" cy="2484361"/>
                     </a:xfrm>
                     <a:prstGeom prst="rect">
                       <a:avLst/>
@@ -1577,36 +1734,62 @@
       <w:r>
         <w:t xml:space="preserve">Рисунок </w:t>
       </w:r>
-      <w:fldSimple w:instr=" SEQ Рисунок \* ARABIC ">
-        <w:r>
-          <w:rPr>
-            <w:noProof/>
-          </w:rPr>
-          <w:t>12</w:t>
-        </w:r>
-      </w:fldSimple>
+      <w:r>
+        <w:fldChar w:fldCharType="begin"/>
+      </w:r>
+      <w:r>
+        <w:instrText xml:space="preserve"> SEQ Рисунок \* ARABIC </w:instrText>
+      </w:r>
+      <w:r>
+        <w:fldChar w:fldCharType="separate"/>
+      </w:r>
+      <w:r>
+        <w:rPr>
+          <w:noProof/>
+        </w:rPr>
+        <w:t>12</w:t>
+      </w:r>
+      <w:r>
+        <w:rPr>
+          <w:noProof/>
+        </w:rPr>
+        <w:fldChar w:fldCharType="end"/>
+      </w:r>
       <w:r>
         <w:t xml:space="preserve"> – </w:t>
       </w:r>
       <w:r>
-        <w:t>Поиск задач по статусу</w:t>
+        <w:t xml:space="preserve">Тест метода </w:t>
+      </w:r>
+      <w:r>
+        <w:t>showArrayList</w:t>
       </w:r>
     </w:p>
     <w:p>
+      <w:r>
+        <w:t xml:space="preserve">Теперь сделаем такие же методы и тесты для </w:t>
+      </w:r>
+      <w:r>
+        <w:rPr>
+          <w:lang w:val="en-US"/>
+        </w:rPr>
+        <w:t>HashMap</w:t>
+      </w:r>
+      <w:r>
+        <w:t>, представленные ниже (Рисунки 13-16).</w:t>
+      </w:r>
+    </w:p>
+    <w:p>
       <w:pPr>
         <w:keepNext/>
         <w:jc w:val="center"/>
       </w:pPr>
       <w:r>
-        <w:rPr>
-          <w:noProof/>
-        </w:rPr>
-        <w:lastRenderedPageBreak/>
         <w:drawing>
-          <wp:inline distT="0" distB="0" distL="0" distR="0" wp14:anchorId="029138DC" wp14:editId="745D4A57">
-            <wp:extent cx="4900511" cy="3662680"/>
+          <wp:inline distT="0" distB="0" distL="0" distR="0" wp14:anchorId="5299A0BF" wp14:editId="0B339E9A">
+            <wp:extent cx="4312920" cy="1411208"/>
             <wp:effectExtent l="0" t="0" r="0" b="0"/>
-            <wp:docPr id="14364194" name="Рисунок 1"/>
+            <wp:docPr id="1741191310" name="Рисунок 1"/>
             <wp:cNvGraphicFramePr>
               <a:graphicFrameLocks xmlns:a="http://schemas.openxmlformats.org/drawingml/2006/main" noChangeAspect="1"/>
             </wp:cNvGraphicFramePr>
@@ -1614,7 +1797,7 @@
               <a:graphicData uri="http://schemas.openxmlformats.org/drawingml/2006/picture">
                 <pic:pic xmlns:pic="http://schemas.openxmlformats.org/drawingml/2006/picture">
                   <pic:nvPicPr>
-                    <pic:cNvPr id="14364194" name=""/>
+                    <pic:cNvPr id="1741191310" name=""/>
                     <pic:cNvPicPr/>
                   </pic:nvPicPr>
                   <pic:blipFill>
@@ -1626,7 +1809,7 @@
                   <pic:spPr>
                     <a:xfrm>
                       <a:off x="0" y="0"/>
-                      <a:ext cx="4901793" cy="3663638"/>
+                      <a:ext cx="4320216" cy="1413595"/>
                     </a:xfrm>
                     <a:prstGeom prst="rect">
                       <a:avLst/>
@@ -1646,19 +1829,35 @@
       <w:r>
         <w:t xml:space="preserve">Рисунок </w:t>
       </w:r>
-      <w:fldSimple w:instr=" SEQ Рисунок \* ARABIC ">
-        <w:r>
-          <w:rPr>
-            <w:noProof/>
-          </w:rPr>
-          <w:t>13</w:t>
-        </w:r>
-      </w:fldSimple>
+      <w:r>
+        <w:fldChar w:fldCharType="begin"/>
+      </w:r>
+      <w:r>
+        <w:instrText xml:space="preserve"> SEQ Рисунок \* ARABIC </w:instrText>
+      </w:r>
+      <w:r>
+        <w:fldChar w:fldCharType="separate"/>
+      </w:r>
+      <w:r>
+        <w:rPr>
+          <w:noProof/>
+        </w:rPr>
+        <w:t>13</w:t>
+      </w:r>
+      <w:r>
+        <w:rPr>
+          <w:noProof/>
+        </w:rPr>
+        <w:fldChar w:fldCharType="end"/>
+      </w:r>
       <w:r>
         <w:t xml:space="preserve"> – </w:t>
       </w:r>
       <w:r>
-        <w:t>Удаление задачи</w:t>
+        <w:t xml:space="preserve">Метод </w:t>
+      </w:r>
+      <w:r>
+        <w:t>updateHashMap</w:t>
       </w:r>
     </w:p>
     <w:p>
@@ -1671,14 +1870,13 @@
       </w:pPr>
       <w:r>
         <w:rPr>
-          <w:noProof/>
           <w:lang w:val="en-US"/>
         </w:rPr>
         <w:drawing>
-          <wp:inline distT="0" distB="0" distL="0" distR="0" wp14:anchorId="7897B135" wp14:editId="0F6D846A">
-            <wp:extent cx="1772565" cy="4507229"/>
-            <wp:effectExtent l="0" t="0" r="0" b="8255"/>
-            <wp:docPr id="381010119" name="Рисунок 1"/>
+          <wp:inline distT="0" distB="0" distL="0" distR="0" wp14:anchorId="1258E911" wp14:editId="2BED06D8">
+            <wp:extent cx="3916680" cy="2352637"/>
+            <wp:effectExtent l="0" t="0" r="7620" b="0"/>
+            <wp:docPr id="749934789" name="Рисунок 1"/>
             <wp:cNvGraphicFramePr>
               <a:graphicFrameLocks xmlns:a="http://schemas.openxmlformats.org/drawingml/2006/main" noChangeAspect="1"/>
             </wp:cNvGraphicFramePr>
@@ -1686,7 +1884,7 @@
               <a:graphicData uri="http://schemas.openxmlformats.org/drawingml/2006/picture">
                 <pic:pic xmlns:pic="http://schemas.openxmlformats.org/drawingml/2006/picture">
                   <pic:nvPicPr>
-                    <pic:cNvPr id="381010119" name=""/>
+                    <pic:cNvPr id="749934789" name=""/>
                     <pic:cNvPicPr/>
                   </pic:nvPicPr>
                   <pic:blipFill>
@@ -1698,7 +1896,7 @@
                   <pic:spPr>
                     <a:xfrm>
                       <a:off x="0" y="0"/>
-                      <a:ext cx="1778593" cy="4522557"/>
+                      <a:ext cx="3922995" cy="2356430"/>
                     </a:xfrm>
                     <a:prstGeom prst="rect">
                       <a:avLst/>
@@ -1718,19 +1916,41 @@
       <w:r>
         <w:t xml:space="preserve">Рисунок </w:t>
       </w:r>
-      <w:fldSimple w:instr=" SEQ Рисунок \* ARABIC ">
-        <w:r>
-          <w:rPr>
-            <w:noProof/>
-          </w:rPr>
-          <w:t>14</w:t>
-        </w:r>
-      </w:fldSimple>
-      <w:r>
-        <w:t xml:space="preserve"> – </w:t>
-      </w:r>
-      <w:r>
-        <w:t>Результат методов</w:t>
+      <w:r>
+        <w:fldChar w:fldCharType="begin"/>
+      </w:r>
+      <w:r>
+        <w:instrText xml:space="preserve"> SEQ Рисунок \* ARABIC </w:instrText>
+      </w:r>
+      <w:r>
+        <w:fldChar w:fldCharType="separate"/>
+      </w:r>
+      <w:r>
+        <w:rPr>
+          <w:noProof/>
+        </w:rPr>
+        <w:t>14</w:t>
+      </w:r>
+      <w:r>
+        <w:rPr>
+          <w:noProof/>
+        </w:rPr>
+        <w:fldChar w:fldCharType="end"/>
+      </w:r>
+      <w:r>
+        <w:t xml:space="preserve"> –</w:t>
+      </w:r>
+      <w:r>
+        <w:t xml:space="preserve"> </w:t>
+      </w:r>
+      <w:r>
+        <w:t>Тест метода</w:t>
+      </w:r>
+      <w:r>
+        <w:t xml:space="preserve"> </w:t>
+      </w:r>
+      <w:r>
+        <w:t>updateHashMap</w:t>
       </w:r>
     </w:p>
     <w:p>
@@ -1739,15 +1959,12 @@
         <w:jc w:val="center"/>
       </w:pPr>
       <w:r>
-        <w:rPr>
-          <w:noProof/>
-        </w:rPr>
         <w:lastRenderedPageBreak/>
         <w:drawing>
-          <wp:inline distT="0" distB="0" distL="0" distR="0" wp14:anchorId="2BDD87EA" wp14:editId="3EE3E071">
-            <wp:extent cx="4396740" cy="4313082"/>
-            <wp:effectExtent l="0" t="0" r="3810" b="0"/>
-            <wp:docPr id="579192991" name="Рисунок 1"/>
+          <wp:inline distT="0" distB="0" distL="0" distR="0" wp14:anchorId="10C2E936" wp14:editId="63A94477">
+            <wp:extent cx="5008277" cy="1577340"/>
+            <wp:effectExtent l="0" t="0" r="1905" b="3810"/>
+            <wp:docPr id="1274814271" name="Рисунок 1"/>
             <wp:cNvGraphicFramePr>
               <a:graphicFrameLocks xmlns:a="http://schemas.openxmlformats.org/drawingml/2006/main" noChangeAspect="1"/>
             </wp:cNvGraphicFramePr>
@@ -1755,7 +1972,7 @@
               <a:graphicData uri="http://schemas.openxmlformats.org/drawingml/2006/picture">
                 <pic:pic xmlns:pic="http://schemas.openxmlformats.org/drawingml/2006/picture">
                   <pic:nvPicPr>
-                    <pic:cNvPr id="579192991" name=""/>
+                    <pic:cNvPr id="1274814271" name=""/>
                     <pic:cNvPicPr/>
                   </pic:nvPicPr>
                   <pic:blipFill>
@@ -1767,7 +1984,7 @@
                   <pic:spPr>
                     <a:xfrm>
                       <a:off x="0" y="0"/>
-                      <a:ext cx="4403529" cy="4319742"/>
+                      <a:ext cx="5031157" cy="1584546"/>
                     </a:xfrm>
                     <a:prstGeom prst="rect">
                       <a:avLst/>
@@ -1783,32 +2000,39 @@
     <w:p>
       <w:pPr>
         <w:pStyle w:val="ac"/>
-        <w:rPr>
-          <w:lang w:val="en-US"/>
-        </w:rPr>
       </w:pPr>
       <w:r>
         <w:t xml:space="preserve">Рисунок </w:t>
       </w:r>
-      <w:fldSimple w:instr=" SEQ Рисунок \* ARABIC ">
-        <w:r>
-          <w:rPr>
-            <w:noProof/>
-          </w:rPr>
-          <w:t>15</w:t>
-        </w:r>
-      </w:fldSimple>
+      <w:r>
+        <w:fldChar w:fldCharType="begin"/>
+      </w:r>
+      <w:r>
+        <w:instrText xml:space="preserve"> SEQ Рисунок \* ARABIC </w:instrText>
+      </w:r>
+      <w:r>
+        <w:fldChar w:fldCharType="separate"/>
+      </w:r>
+      <w:r>
+        <w:rPr>
+          <w:noProof/>
+        </w:rPr>
+        <w:t>15</w:t>
+      </w:r>
+      <w:r>
+        <w:rPr>
+          <w:noProof/>
+        </w:rPr>
+        <w:fldChar w:fldCharType="end"/>
+      </w:r>
       <w:r>
         <w:t xml:space="preserve"> – </w:t>
       </w:r>
       <w:r>
-        <w:t xml:space="preserve">Создание своего </w:t>
-      </w:r>
-      <w:r>
-        <w:rPr>
-          <w:lang w:val="en-US"/>
-        </w:rPr>
-        <w:t>JSON</w:t>
+        <w:t xml:space="preserve">Метод </w:t>
+      </w:r>
+      <w:r>
+        <w:t>showHashMap</w:t>
       </w:r>
     </w:p>
     <w:p>
@@ -1817,14 +2041,11 @@
         <w:jc w:val="center"/>
       </w:pPr>
       <w:r>
-        <w:rPr>
-          <w:noProof/>
-        </w:rPr>
         <w:drawing>
-          <wp:inline distT="0" distB="0" distL="0" distR="0" wp14:anchorId="254AF4E7" wp14:editId="32E95375">
-            <wp:extent cx="4541520" cy="3082699"/>
-            <wp:effectExtent l="0" t="0" r="0" b="3810"/>
-            <wp:docPr id="2039459912" name="Рисунок 1"/>
+          <wp:inline distT="0" distB="0" distL="0" distR="0" wp14:anchorId="4653D525" wp14:editId="6DBF3D0E">
+            <wp:extent cx="4411855" cy="2811780"/>
+            <wp:effectExtent l="0" t="0" r="8255" b="7620"/>
+            <wp:docPr id="724997586" name="Рисунок 1"/>
             <wp:cNvGraphicFramePr>
               <a:graphicFrameLocks xmlns:a="http://schemas.openxmlformats.org/drawingml/2006/main" noChangeAspect="1"/>
             </wp:cNvGraphicFramePr>
@@ -1832,7 +2053,7 @@
               <a:graphicData uri="http://schemas.openxmlformats.org/drawingml/2006/picture">
                 <pic:pic xmlns:pic="http://schemas.openxmlformats.org/drawingml/2006/picture">
                   <pic:nvPicPr>
-                    <pic:cNvPr id="2039459912" name=""/>
+                    <pic:cNvPr id="724997586" name=""/>
                     <pic:cNvPicPr/>
                   </pic:nvPicPr>
                   <pic:blipFill>
@@ -1844,7 +2065,7 @@
                   <pic:spPr>
                     <a:xfrm>
                       <a:off x="0" y="0"/>
-                      <a:ext cx="4552168" cy="3089927"/>
+                      <a:ext cx="4428640" cy="2822477"/>
                     </a:xfrm>
                     <a:prstGeom prst="rect">
                       <a:avLst/>
@@ -1860,40 +2081,81 @@
     <w:p>
       <w:pPr>
         <w:pStyle w:val="ac"/>
+        <w:rPr>
+          <w:lang w:val="en-US"/>
+        </w:rPr>
       </w:pPr>
       <w:r>
         <w:t xml:space="preserve">Рисунок </w:t>
       </w:r>
-      <w:fldSimple w:instr=" SEQ Рисунок \* ARABIC ">
-        <w:r>
-          <w:rPr>
-            <w:noProof/>
-          </w:rPr>
-          <w:t>16</w:t>
-        </w:r>
-      </w:fldSimple>
+      <w:r>
+        <w:fldChar w:fldCharType="begin"/>
+      </w:r>
+      <w:r>
+        <w:instrText xml:space="preserve"> SEQ Рисунок \* ARABIC </w:instrText>
+      </w:r>
+      <w:r>
+        <w:fldChar w:fldCharType="separate"/>
+      </w:r>
+      <w:r>
+        <w:rPr>
+          <w:noProof/>
+        </w:rPr>
+        <w:t>16</w:t>
+      </w:r>
+      <w:r>
+        <w:rPr>
+          <w:noProof/>
+        </w:rPr>
+        <w:fldChar w:fldCharType="end"/>
+      </w:r>
       <w:r>
         <w:t xml:space="preserve"> – </w:t>
       </w:r>
       <w:r>
-        <w:t>Получение задач</w:t>
+        <w:t>Тест метода</w:t>
+      </w:r>
+      <w:r>
+        <w:t xml:space="preserve"> </w:t>
+      </w:r>
+      <w:r>
+        <w:t>showHashMap</w:t>
       </w:r>
     </w:p>
     <w:p>
+      <w:r>
+        <w:t xml:space="preserve">Добавим метод для просмотра количества элементов в </w:t>
+      </w:r>
+      <w:r>
+        <w:rPr>
+          <w:lang w:val="en-US"/>
+        </w:rPr>
+        <w:t>ArrayList</w:t>
+      </w:r>
+      <w:r>
+        <w:t xml:space="preserve"> и </w:t>
+      </w:r>
+      <w:r>
+        <w:rPr>
+          <w:lang w:val="en-US"/>
+        </w:rPr>
+        <w:t>HashMap</w:t>
+      </w:r>
+      <w:r>
+        <w:t>, метод и тест показаны ниже (Рисунки 17-18)</w:t>
+      </w:r>
+    </w:p>
+    <w:p>
       <w:pPr>
         <w:keepNext/>
         <w:jc w:val="center"/>
       </w:pPr>
       <w:r>
-        <w:rPr>
-          <w:noProof/>
-        </w:rPr>
-        <w:lastRenderedPageBreak/>
         <w:drawing>
-          <wp:inline distT="0" distB="0" distL="0" distR="0" wp14:anchorId="26EEFFA9" wp14:editId="17018158">
-            <wp:extent cx="4584505" cy="4044950"/>
-            <wp:effectExtent l="0" t="0" r="6985" b="0"/>
-            <wp:docPr id="490320917" name="Рисунок 1"/>
+          <wp:inline distT="0" distB="0" distL="0" distR="0" wp14:anchorId="69A9A3B7" wp14:editId="164D7454">
+            <wp:extent cx="4877883" cy="1409700"/>
+            <wp:effectExtent l="0" t="0" r="0" b="0"/>
+            <wp:docPr id="1311793655" name="Рисунок 1"/>
             <wp:cNvGraphicFramePr>
               <a:graphicFrameLocks xmlns:a="http://schemas.openxmlformats.org/drawingml/2006/main" noChangeAspect="1"/>
             </wp:cNvGraphicFramePr>
@@ -1901,7 +2163,7 @@
               <a:graphicData uri="http://schemas.openxmlformats.org/drawingml/2006/picture">
                 <pic:pic xmlns:pic="http://schemas.openxmlformats.org/drawingml/2006/picture">
                   <pic:nvPicPr>
-                    <pic:cNvPr id="490320917" name=""/>
+                    <pic:cNvPr id="1311793655" name=""/>
                     <pic:cNvPicPr/>
                   </pic:nvPicPr>
                   <pic:blipFill>
@@ -1913,7 +2175,7 @@
                   <pic:spPr>
                     <a:xfrm>
                       <a:off x="0" y="0"/>
-                      <a:ext cx="4586064" cy="4046326"/>
+                      <a:ext cx="4894635" cy="1414541"/>
                     </a:xfrm>
                     <a:prstGeom prst="rect">
                       <a:avLst/>
@@ -1933,19 +2195,35 @@
       <w:r>
         <w:t xml:space="preserve">Рисунок </w:t>
       </w:r>
-      <w:fldSimple w:instr=" SEQ Рисунок \* ARABIC ">
-        <w:r>
-          <w:rPr>
-            <w:noProof/>
-          </w:rPr>
-          <w:t>17</w:t>
-        </w:r>
-      </w:fldSimple>
+      <w:r>
+        <w:fldChar w:fldCharType="begin"/>
+      </w:r>
+      <w:r>
+        <w:instrText xml:space="preserve"> SEQ Рисунок \* ARABIC </w:instrText>
+      </w:r>
+      <w:r>
+        <w:fldChar w:fldCharType="separate"/>
+      </w:r>
+      <w:r>
+        <w:rPr>
+          <w:noProof/>
+        </w:rPr>
+        <w:t>17</w:t>
+      </w:r>
+      <w:r>
+        <w:rPr>
+          <w:noProof/>
+        </w:rPr>
+        <w:fldChar w:fldCharType="end"/>
+      </w:r>
       <w:r>
         <w:t xml:space="preserve"> – </w:t>
       </w:r>
       <w:r>
-        <w:t>Добавление задачи</w:t>
+        <w:t xml:space="preserve">Метод </w:t>
+      </w:r>
+      <w:r>
+        <w:t>showAllLenght</w:t>
       </w:r>
     </w:p>
     <w:p>
@@ -1954,14 +2232,12 @@
         <w:jc w:val="center"/>
       </w:pPr>
       <w:r>
-        <w:rPr>
-          <w:noProof/>
-        </w:rPr>
+        <w:lastRenderedPageBreak/>
         <w:drawing>
-          <wp:inline distT="0" distB="0" distL="0" distR="0" wp14:anchorId="0F4EE531" wp14:editId="2C477B89">
-            <wp:extent cx="4366260" cy="3625092"/>
+          <wp:inline distT="0" distB="0" distL="0" distR="0" wp14:anchorId="792B25C4" wp14:editId="448142D5">
+            <wp:extent cx="3985260" cy="2535438"/>
             <wp:effectExtent l="0" t="0" r="0" b="0"/>
-            <wp:docPr id="1620716427" name="Рисунок 1"/>
+            <wp:docPr id="1683162747" name="Рисунок 1"/>
             <wp:cNvGraphicFramePr>
               <a:graphicFrameLocks xmlns:a="http://schemas.openxmlformats.org/drawingml/2006/main" noChangeAspect="1"/>
             </wp:cNvGraphicFramePr>
@@ -1969,7 +2245,7 @@
               <a:graphicData uri="http://schemas.openxmlformats.org/drawingml/2006/picture">
                 <pic:pic xmlns:pic="http://schemas.openxmlformats.org/drawingml/2006/picture">
                   <pic:nvPicPr>
-                    <pic:cNvPr id="1620716427" name=""/>
+                    <pic:cNvPr id="1683162747" name=""/>
                     <pic:cNvPicPr/>
                   </pic:nvPicPr>
                   <pic:blipFill>
@@ -1981,7 +2257,7 @@
                   <pic:spPr>
                     <a:xfrm>
                       <a:off x="0" y="0"/>
-                      <a:ext cx="4369357" cy="3627663"/>
+                      <a:ext cx="3989671" cy="2538245"/>
                     </a:xfrm>
                     <a:prstGeom prst="rect">
                       <a:avLst/>
@@ -2001,589 +2277,285 @@
       <w:r>
         <w:t xml:space="preserve">Рисунок </w:t>
       </w:r>
-      <w:fldSimple w:instr=" SEQ Рисунок \* ARABIC ">
-        <w:r>
-          <w:rPr>
-            <w:noProof/>
-          </w:rPr>
-          <w:t>18</w:t>
-        </w:r>
-      </w:fldSimple>
+      <w:r>
+        <w:fldChar w:fldCharType="begin"/>
+      </w:r>
+      <w:r>
+        <w:instrText xml:space="preserve"> SEQ Рисунок \* ARABIC </w:instrText>
+      </w:r>
+      <w:r>
+        <w:fldChar w:fldCharType="separate"/>
+      </w:r>
+      <w:r>
+        <w:rPr>
+          <w:noProof/>
+        </w:rPr>
+        <w:t>18</w:t>
+      </w:r>
+      <w:r>
+        <w:rPr>
+          <w:noProof/>
+        </w:rPr>
+        <w:fldChar w:fldCharType="end"/>
+      </w:r>
       <w:r>
         <w:t xml:space="preserve"> – </w:t>
       </w:r>
       <w:r>
-        <w:t>Поиск по статусам</w:t>
+        <w:t>Тест метода</w:t>
+      </w:r>
+      <w:r>
+        <w:t xml:space="preserve"> </w:t>
+      </w:r>
+      <w:r>
+        <w:t>showAllLenght</w:t>
       </w:r>
     </w:p>
     <w:p>
-      <w:pPr>
-        <w:keepNext/>
-        <w:jc w:val="center"/>
-      </w:pPr>
-      <w:r>
-        <w:rPr>
-          <w:noProof/>
-        </w:rPr>
-        <w:lastRenderedPageBreak/>
-        <w:drawing>
-          <wp:inline distT="0" distB="0" distL="0" distR="0" wp14:anchorId="5289F800" wp14:editId="5CD0F12E">
-            <wp:extent cx="3410554" cy="3359150"/>
-            <wp:effectExtent l="0" t="0" r="0" b="0"/>
-            <wp:docPr id="420881789" name="Рисунок 1"/>
-            <wp:cNvGraphicFramePr>
-              <a:graphicFrameLocks xmlns:a="http://schemas.openxmlformats.org/drawingml/2006/main" noChangeAspect="1"/>
-            </wp:cNvGraphicFramePr>
-            <a:graphic xmlns:a="http://schemas.openxmlformats.org/drawingml/2006/main">
-              <a:graphicData uri="http://schemas.openxmlformats.org/drawingml/2006/picture">
-                <pic:pic xmlns:pic="http://schemas.openxmlformats.org/drawingml/2006/picture">
-                  <pic:nvPicPr>
-                    <pic:cNvPr id="420881789" name=""/>
-                    <pic:cNvPicPr/>
-                  </pic:nvPicPr>
-                  <pic:blipFill>
-                    <a:blip r:embed="rId25"/>
-                    <a:stretch>
-                      <a:fillRect/>
-                    </a:stretch>
-                  </pic:blipFill>
-                  <pic:spPr>
-                    <a:xfrm>
-                      <a:off x="0" y="0"/>
-                      <a:ext cx="3418073" cy="3366556"/>
-                    </a:xfrm>
-                    <a:prstGeom prst="rect">
-                      <a:avLst/>
-                    </a:prstGeom>
-                  </pic:spPr>
-                </pic:pic>
-              </a:graphicData>
-            </a:graphic>
-          </wp:inline>
-        </w:drawing>
+      <w:r>
+        <w:t>Приложение работает нормально.</w:t>
       </w:r>
     </w:p>
     <w:p>
       <w:pPr>
-        <w:pStyle w:val="ac"/>
-      </w:pPr>
-      <w:r>
-        <w:t xml:space="preserve">Рисунок </w:t>
-      </w:r>
-      <w:fldSimple w:instr=" SEQ Рисунок \* ARABIC ">
-        <w:r>
-          <w:rPr>
-            <w:noProof/>
-          </w:rPr>
-          <w:t>19</w:t>
-        </w:r>
-      </w:fldSimple>
-      <w:r>
-        <w:t xml:space="preserve"> – </w:t>
-      </w:r>
-      <w:r>
-        <w:t>Удаление задачи</w:t>
+        <w:pStyle w:val="1"/>
+      </w:pPr>
+      <w:r>
+        <w:t>Ответы на вопросы</w:t>
       </w:r>
     </w:p>
     <w:p>
-      <w:pPr>
-        <w:keepNext/>
-        <w:jc w:val="center"/>
+      <w:r>
+        <w:t xml:space="preserve">Чем отличаются системы сборки </w:t>
+      </w:r>
+      <w:r>
         <w:rPr>
           <w:lang w:val="en-US"/>
         </w:rPr>
-      </w:pPr>
-      <w:r>
-        <w:rPr>
-          <w:noProof/>
+        <w:t>maven</w:t>
+      </w:r>
+      <w:r>
+        <w:t xml:space="preserve"> и </w:t>
+      </w:r>
+      <w:r>
+        <w:rPr>
           <w:lang w:val="en-US"/>
         </w:rPr>
-        <w:drawing>
-          <wp:inline distT="0" distB="0" distL="0" distR="0" wp14:anchorId="550D350E" wp14:editId="4580E042">
-            <wp:extent cx="2315105" cy="4592955"/>
-            <wp:effectExtent l="0" t="0" r="9525" b="0"/>
-            <wp:docPr id="1840697222" name="Рисунок 1"/>
-            <wp:cNvGraphicFramePr>
-              <a:graphicFrameLocks xmlns:a="http://schemas.openxmlformats.org/drawingml/2006/main" noChangeAspect="1"/>
-            </wp:cNvGraphicFramePr>
-            <a:graphic xmlns:a="http://schemas.openxmlformats.org/drawingml/2006/main">
-              <a:graphicData uri="http://schemas.openxmlformats.org/drawingml/2006/picture">
-                <pic:pic xmlns:pic="http://schemas.openxmlformats.org/drawingml/2006/picture">
-                  <pic:nvPicPr>
-                    <pic:cNvPr id="1840697222" name=""/>
-                    <pic:cNvPicPr/>
-                  </pic:nvPicPr>
-                  <pic:blipFill>
-                    <a:blip r:embed="rId26"/>
-                    <a:stretch>
-                      <a:fillRect/>
-                    </a:stretch>
-                  </pic:blipFill>
-                  <pic:spPr>
-                    <a:xfrm>
-                      <a:off x="0" y="0"/>
-                      <a:ext cx="2319835" cy="4602339"/>
-                    </a:xfrm>
-                    <a:prstGeom prst="rect">
-                      <a:avLst/>
-                    </a:prstGeom>
-                  </pic:spPr>
-                </pic:pic>
-              </a:graphicData>
-            </a:graphic>
-          </wp:inline>
-        </w:drawing>
+        <w:t>gradle</w:t>
+      </w:r>
+      <w:r>
+        <w:t>?</w:t>
       </w:r>
     </w:p>
     <w:p>
-      <w:pPr>
-        <w:pStyle w:val="ac"/>
-      </w:pPr>
-      <w:r>
-        <w:t xml:space="preserve">Рисунок </w:t>
-      </w:r>
-      <w:fldSimple w:instr=" SEQ Рисунок \* ARABIC ">
-        <w:r>
-          <w:rPr>
-            <w:noProof/>
-          </w:rPr>
-          <w:t>20</w:t>
-        </w:r>
-      </w:fldSimple>
-      <w:r>
-        <w:t xml:space="preserve"> – </w:t>
-      </w:r>
-      <w:r>
-        <w:t>Результат методов</w:t>
+      <w:r>
+        <w:t xml:space="preserve">Формат конфигурации. У </w:t>
+      </w:r>
+      <w:r>
+        <w:rPr>
+          <w:lang w:val="en-US"/>
+        </w:rPr>
+        <w:t>Maven</w:t>
+      </w:r>
+      <w:r>
+        <w:t xml:space="preserve"> </w:t>
+      </w:r>
+      <w:r>
+        <w:t xml:space="preserve">это строгий </w:t>
+      </w:r>
+      <w:r>
+        <w:t>XML-файл pom.xml</w:t>
+      </w:r>
+      <w:r>
+        <w:t xml:space="preserve">, а у </w:t>
+      </w:r>
+      <w:r>
+        <w:rPr>
+          <w:lang w:val="en-US"/>
+        </w:rPr>
+        <w:t>Gradle</w:t>
+      </w:r>
+      <w:r>
+        <w:t xml:space="preserve"> </w:t>
+      </w:r>
+      <w:r>
+        <w:t xml:space="preserve">это </w:t>
+      </w:r>
+      <w:r>
+        <w:t>скрипты на языках Groovy или Kotlin</w:t>
+      </w:r>
+      <w:r>
+        <w:t>, из-за чего он более компактный.</w:t>
       </w:r>
     </w:p>
     <w:p>
-      <w:pPr>
-        <w:keepNext/>
-      </w:pPr>
-      <w:r>
-        <w:lastRenderedPageBreak/>
-        <w:t xml:space="preserve">Для работы с </w:t>
+      <w:r>
+        <w:t>Производительность</w:t>
+      </w:r>
+      <w:r>
+        <w:t>.</w:t>
+      </w:r>
+      <w:r>
+        <w:t xml:space="preserve"> Gradle обычно быстрее, особенно на больших проектах. За сч</w:t>
+      </w:r>
+      <w:r>
+        <w:t>е</w:t>
+      </w:r>
+      <w:r>
+        <w:t>т инкрементальной сборки (пересобирает только изменённые части) и кэширования он может сократить время сборки в разы. Maven, как правило, выполняет полную сборку.</w:t>
+      </w:r>
+    </w:p>
+    <w:p/>
+    <w:p>
+      <w:r>
+        <w:t xml:space="preserve">Чем отличаются языки программирования </w:t>
       </w:r>
       <w:r>
         <w:rPr>
           <w:lang w:val="en-US"/>
         </w:rPr>
-        <w:t>HTML</w:t>
-      </w:r>
-      <w:r>
-        <w:t xml:space="preserve"> </w:t>
-      </w:r>
-      <w:r>
-        <w:t xml:space="preserve">была выбрана страница </w:t>
-      </w:r>
-      <w:hyperlink r:id="rId27" w:history="1">
-        <w:r>
-          <w:rPr>
-            <w:rStyle w:val="ae"/>
-          </w:rPr>
-          <w:t>https://quotes.toscrape.com</w:t>
-        </w:r>
-      </w:hyperlink>
-      <w:r>
-        <w:t xml:space="preserve">, с цитатами. Код и сохраненный файл представлены ниже (Рисунки </w:t>
-      </w:r>
-      <w:r>
-        <w:t>21-22</w:t>
-      </w:r>
-      <w:r>
-        <w:t>)</w:t>
+        <w:t>Java</w:t>
+      </w:r>
+      <w:r>
+        <w:t xml:space="preserve"> и </w:t>
+      </w:r>
+      <w:r>
+        <w:rPr>
+          <w:lang w:val="en-US"/>
+        </w:rPr>
+        <w:t>Groovy</w:t>
+      </w:r>
+      <w:r>
+        <w:t>?</w:t>
       </w:r>
     </w:p>
     <w:p>
-      <w:pPr>
-        <w:keepNext/>
-        <w:jc w:val="center"/>
-      </w:pPr>
-      <w:r>
-        <w:rPr>
-          <w:noProof/>
-        </w:rPr>
-        <w:drawing>
-          <wp:inline distT="0" distB="0" distL="0" distR="0" wp14:anchorId="717BDB80" wp14:editId="2FD69631">
-            <wp:extent cx="4465320" cy="3949338"/>
-            <wp:effectExtent l="0" t="0" r="0" b="0"/>
-            <wp:docPr id="2134737106" name="Рисунок 1"/>
-            <wp:cNvGraphicFramePr>
-              <a:graphicFrameLocks xmlns:a="http://schemas.openxmlformats.org/drawingml/2006/main" noChangeAspect="1"/>
-            </wp:cNvGraphicFramePr>
-            <a:graphic xmlns:a="http://schemas.openxmlformats.org/drawingml/2006/main">
-              <a:graphicData uri="http://schemas.openxmlformats.org/drawingml/2006/picture">
-                <pic:pic xmlns:pic="http://schemas.openxmlformats.org/drawingml/2006/picture">
-                  <pic:nvPicPr>
-                    <pic:cNvPr id="2134737106" name=""/>
-                    <pic:cNvPicPr/>
-                  </pic:nvPicPr>
-                  <pic:blipFill>
-                    <a:blip r:embed="rId28"/>
-                    <a:stretch>
-                      <a:fillRect/>
-                    </a:stretch>
-                  </pic:blipFill>
-                  <pic:spPr>
-                    <a:xfrm>
-                      <a:off x="0" y="0"/>
-                      <a:ext cx="4472366" cy="3955569"/>
-                    </a:xfrm>
-                    <a:prstGeom prst="rect">
-                      <a:avLst/>
-                    </a:prstGeom>
-                  </pic:spPr>
-                </pic:pic>
-              </a:graphicData>
-            </a:graphic>
-          </wp:inline>
-        </w:drawing>
+      <w:r>
+        <w:t>Java — статически типизированный язык (тип переменной проверяется на этапе компиляции). Groovy — динамически типизированный: типы в основном проверяются во время выполнения, что даёт гибкость, но снижает безопасность</w:t>
+      </w:r>
+      <w:r>
+        <w:t>.</w:t>
       </w:r>
     </w:p>
     <w:p>
-      <w:pPr>
-        <w:pStyle w:val="ac"/>
-        <w:rPr>
-          <w:lang w:val="en-US"/>
-        </w:rPr>
-      </w:pPr>
-      <w:r>
-        <w:t xml:space="preserve">Рисунок </w:t>
-      </w:r>
-      <w:fldSimple w:instr=" SEQ Рисунок \* ARABIC ">
-        <w:r>
-          <w:rPr>
-            <w:noProof/>
-          </w:rPr>
-          <w:t>21</w:t>
-        </w:r>
-      </w:fldSimple>
-      <w:r>
-        <w:t xml:space="preserve"> – </w:t>
-      </w:r>
-      <w:r>
-        <w:t xml:space="preserve">Код для парсинга </w:t>
-      </w:r>
-      <w:r>
-        <w:rPr>
-          <w:lang w:val="en-US"/>
-        </w:rPr>
-        <w:t>HTML</w:t>
+      <w:r>
+        <w:lastRenderedPageBreak/>
+        <w:t>Groovy более лаконичен. Например, в нём необязательно писать ; в конце строк, а для основных пакетов (java.util, java.io) не нужны импорты. Также он поддерживает замыкания (closures) и GStrings (строки с интерполяцией)</w:t>
+      </w:r>
+      <w:r>
+        <w:t>.</w:t>
       </w:r>
     </w:p>
     <w:p>
-      <w:pPr>
-        <w:keepNext/>
-        <w:jc w:val="center"/>
-      </w:pPr>
-      <w:r>
-        <w:rPr>
-          <w:noProof/>
-          <w:lang w:val="en-US"/>
-        </w:rPr>
-        <w:drawing>
-          <wp:inline distT="0" distB="0" distL="0" distR="0" wp14:anchorId="542ED7F1" wp14:editId="2BE40E92">
-            <wp:extent cx="5341620" cy="3228383"/>
-            <wp:effectExtent l="0" t="0" r="0" b="0"/>
-            <wp:docPr id="2127342179" name="Рисунок 1"/>
-            <wp:cNvGraphicFramePr>
-              <a:graphicFrameLocks xmlns:a="http://schemas.openxmlformats.org/drawingml/2006/main" noChangeAspect="1"/>
-            </wp:cNvGraphicFramePr>
-            <a:graphic xmlns:a="http://schemas.openxmlformats.org/drawingml/2006/main">
-              <a:graphicData uri="http://schemas.openxmlformats.org/drawingml/2006/picture">
-                <pic:pic xmlns:pic="http://schemas.openxmlformats.org/drawingml/2006/picture">
-                  <pic:nvPicPr>
-                    <pic:cNvPr id="2127342179" name=""/>
-                    <pic:cNvPicPr/>
-                  </pic:nvPicPr>
-                  <pic:blipFill>
-                    <a:blip r:embed="rId29"/>
-                    <a:stretch>
-                      <a:fillRect/>
-                    </a:stretch>
-                  </pic:blipFill>
-                  <pic:spPr>
-                    <a:xfrm>
-                      <a:off x="0" y="0"/>
-                      <a:ext cx="5343069" cy="3229259"/>
-                    </a:xfrm>
-                    <a:prstGeom prst="rect">
-                      <a:avLst/>
-                    </a:prstGeom>
-                  </pic:spPr>
-                </pic:pic>
-              </a:graphicData>
-            </a:graphic>
-          </wp:inline>
-        </w:drawing>
+      <w:r>
+        <w:t>Если в Java для поля нужно писать геттеры и сеттеры, то в Groovy поле без модификатора доступа автоматически превращается в свойство (property) с приватным полем и публичными аксессорами</w:t>
+      </w:r>
+      <w:r>
+        <w:t>.</w:t>
+      </w:r>
+    </w:p>
+    <w:p/>
+    <w:p>
+      <w:r>
+        <w:t>Что нового добавилось в Java 11 в отличии от Java 8?</w:t>
       </w:r>
     </w:p>
     <w:p>
-      <w:pPr>
-        <w:pStyle w:val="ac"/>
-      </w:pPr>
-      <w:r>
-        <w:t xml:space="preserve">Рисунок </w:t>
-      </w:r>
-      <w:fldSimple w:instr=" SEQ Рисунок \* ARABIC ">
-        <w:r>
-          <w:rPr>
-            <w:noProof/>
-          </w:rPr>
-          <w:t>22</w:t>
-        </w:r>
-      </w:fldSimple>
-      <w:r>
-        <w:t xml:space="preserve"> – Результат парсинга</w:t>
+      <w:r>
+        <w:t>Появился современный API java.net.http.HttpClient для работы с HTTP/2 и WebSocket, который заменил устаревший HttpURLConnection</w:t>
+      </w:r>
+      <w:r>
+        <w:t>.</w:t>
       </w:r>
     </w:p>
     <w:p>
-      <w:pPr>
-        <w:pStyle w:val="1"/>
-      </w:pPr>
-      <w:r>
-        <w:lastRenderedPageBreak/>
-        <w:t xml:space="preserve">Решение задач </w:t>
-      </w:r>
-      <w:r>
-        <w:rPr>
-          <w:lang w:val="en-US"/>
-        </w:rPr>
-        <w:t>timus</w:t>
+      <w:r>
+        <w:t>Ключевое слово var позволяет не указывать тип локальной переменной, если он очевиден из контекста. Это сокращает количество шаблонного кода</w:t>
+      </w:r>
+      <w:r>
+        <w:t>.</w:t>
       </w:r>
     </w:p>
     <w:p>
       <w:r>
-        <w:t xml:space="preserve">Были решены задачи </w:t>
-      </w:r>
-      <w:r>
-        <w:t>1225</w:t>
-      </w:r>
-      <w:r>
-        <w:t xml:space="preserve"> и </w:t>
-      </w:r>
-      <w:r>
-        <w:t>1068</w:t>
-      </w:r>
-      <w:r>
-        <w:t xml:space="preserve">, их решение представлено ниже (Рисунки </w:t>
-      </w:r>
-      <w:r>
-        <w:t>23</w:t>
-      </w:r>
-      <w:r>
-        <w:t>–</w:t>
-      </w:r>
-      <w:r>
-        <w:t>3</w:t>
-      </w:r>
-      <w:r>
-        <w:t>4</w:t>
-      </w:r>
-      <w:r>
-        <w:t>).</w:t>
+        <w:t>G1 стал стандартным сборщиком мусора вместо Parallel GC, что улучшило управление памятью и паузы</w:t>
+      </w:r>
+      <w:r>
+        <w:t>.</w:t>
       </w:r>
     </w:p>
     <w:p>
       <w:pPr>
-        <w:keepNext/>
-        <w:jc w:val="center"/>
-      </w:pPr>
-      <w:r>
-        <w:rPr>
-          <w:noProof/>
-        </w:rPr>
-        <w:drawing>
-          <wp:inline distT="0" distB="0" distL="0" distR="0" wp14:anchorId="0740752F" wp14:editId="21DDC7F5">
-            <wp:extent cx="2857500" cy="3453848"/>
-            <wp:effectExtent l="0" t="0" r="0" b="0"/>
-            <wp:docPr id="727419430" name="Рисунок 1"/>
-            <wp:cNvGraphicFramePr>
-              <a:graphicFrameLocks xmlns:a="http://schemas.openxmlformats.org/drawingml/2006/main" noChangeAspect="1"/>
-            </wp:cNvGraphicFramePr>
-            <a:graphic xmlns:a="http://schemas.openxmlformats.org/drawingml/2006/main">
-              <a:graphicData uri="http://schemas.openxmlformats.org/drawingml/2006/picture">
-                <pic:pic xmlns:pic="http://schemas.openxmlformats.org/drawingml/2006/picture">
-                  <pic:nvPicPr>
-                    <pic:cNvPr id="727419430" name=""/>
-                    <pic:cNvPicPr/>
-                  </pic:nvPicPr>
-                  <pic:blipFill>
-                    <a:blip r:embed="rId30"/>
-                    <a:stretch>
-                      <a:fillRect/>
-                    </a:stretch>
-                  </pic:blipFill>
-                  <pic:spPr>
-                    <a:xfrm>
-                      <a:off x="0" y="0"/>
-                      <a:ext cx="2867622" cy="3466082"/>
-                    </a:xfrm>
-                    <a:prstGeom prst="rect">
-                      <a:avLst/>
-                    </a:prstGeom>
-                  </pic:spPr>
-                </pic:pic>
-              </a:graphicData>
-            </a:graphic>
-          </wp:inline>
-        </w:drawing>
+        <w:rPr>
+          <w:lang w:val="en-US"/>
+        </w:rPr>
+      </w:pPr>
+      <w:r>
+        <w:t>Java Flight Recorder (JFR)</w:t>
+      </w:r>
+      <w:r>
+        <w:t xml:space="preserve"> - </w:t>
+      </w:r>
+      <w:r>
+        <w:t>Инструмент для профилирования и диагностики приложений с минимальными накладными расходами, который раньше был только в коммерческой версии, стал доступен всем</w:t>
+      </w:r>
+      <w:r>
+        <w:t>.</w:t>
       </w:r>
     </w:p>
     <w:p>
       <w:pPr>
-        <w:pStyle w:val="ac"/>
-      </w:pPr>
-      <w:r>
-        <w:t xml:space="preserve">Рисунок </w:t>
-      </w:r>
-      <w:fldSimple w:instr=" SEQ Рисунок \* ARABIC ">
-        <w:r>
-          <w:rPr>
-            <w:noProof/>
-          </w:rPr>
-          <w:t>23</w:t>
-        </w:r>
-      </w:fldSimple>
-      <w:r>
-        <w:t xml:space="preserve"> – Код</w:t>
-      </w:r>
-      <w:r>
-        <w:t xml:space="preserve"> и результат</w:t>
-      </w:r>
-      <w:r>
+        <w:pStyle w:val="a3"/>
+        <w:rPr>
+          <w:rFonts w:eastAsia="Calibri"/>
+        </w:rPr>
+      </w:pPr>
+      <w:r>
+        <w:rPr>
+          <w:rFonts w:eastAsia="Calibri"/>
+        </w:rPr>
+        <w:t>Ссылка</w:t>
+      </w:r>
+      <w:r>
+        <w:rPr>
+          <w:rFonts w:eastAsia="Calibri"/>
+        </w:rPr>
         <w:t xml:space="preserve"> </w:t>
       </w:r>
       <w:r>
-        <w:t xml:space="preserve">задачи </w:t>
-      </w:r>
-      <w:r>
-        <w:t>1225</w:t>
+        <w:rPr>
+          <w:rFonts w:eastAsia="Calibri"/>
+        </w:rPr>
+        <w:t>на</w:t>
+      </w:r>
+      <w:r>
+        <w:rPr>
+          <w:rFonts w:eastAsia="Calibri"/>
+        </w:rPr>
+        <w:t xml:space="preserve"> </w:t>
+      </w:r>
+      <w:r>
+        <w:rPr>
+          <w:rFonts w:eastAsia="Calibri"/>
+        </w:rPr>
+        <w:t>репозиторий</w:t>
+      </w:r>
+      <w:r>
+        <w:rPr>
+          <w:rFonts w:eastAsia="Calibri"/>
+        </w:rPr>
+        <w:t xml:space="preserve"> </w:t>
+      </w:r>
+      <w:r>
+        <w:rPr>
+          <w:rFonts w:eastAsia="Calibri"/>
+          <w:lang w:val="en-US"/>
+        </w:rPr>
+        <w:t>Github</w:t>
       </w:r>
     </w:p>
     <w:p>
-      <w:pPr>
-        <w:keepNext/>
-        <w:jc w:val="center"/>
-      </w:pPr>
-      <w:r>
-        <w:rPr>
-          <w:noProof/>
-        </w:rPr>
-        <w:drawing>
-          <wp:inline distT="0" distB="0" distL="0" distR="0" wp14:anchorId="09449D44" wp14:editId="5B298A59">
-            <wp:extent cx="3116580" cy="3734429"/>
-            <wp:effectExtent l="0" t="0" r="7620" b="0"/>
-            <wp:docPr id="932859353" name="Рисунок 1"/>
-            <wp:cNvGraphicFramePr>
-              <a:graphicFrameLocks xmlns:a="http://schemas.openxmlformats.org/drawingml/2006/main" noChangeAspect="1"/>
-            </wp:cNvGraphicFramePr>
-            <a:graphic xmlns:a="http://schemas.openxmlformats.org/drawingml/2006/main">
-              <a:graphicData uri="http://schemas.openxmlformats.org/drawingml/2006/picture">
-                <pic:pic xmlns:pic="http://schemas.openxmlformats.org/drawingml/2006/picture">
-                  <pic:nvPicPr>
-                    <pic:cNvPr id="932859353" name=""/>
-                    <pic:cNvPicPr/>
-                  </pic:nvPicPr>
-                  <pic:blipFill>
-                    <a:blip r:embed="rId31"/>
-                    <a:stretch>
-                      <a:fillRect/>
-                    </a:stretch>
-                  </pic:blipFill>
-                  <pic:spPr>
-                    <a:xfrm>
-                      <a:off x="0" y="0"/>
-                      <a:ext cx="3121556" cy="3740391"/>
-                    </a:xfrm>
-                    <a:prstGeom prst="rect">
-                      <a:avLst/>
-                    </a:prstGeom>
-                  </pic:spPr>
-                </pic:pic>
-              </a:graphicData>
-            </a:graphic>
-          </wp:inline>
-        </w:drawing>
-      </w:r>
-    </w:p>
-    <w:p>
-      <w:pPr>
-        <w:pStyle w:val="ac"/>
-      </w:pPr>
-      <w:r>
-        <w:t xml:space="preserve">Рисунок </w:t>
-      </w:r>
-      <w:fldSimple w:instr=" SEQ Рисунок \* ARABIC ">
-        <w:r>
-          <w:rPr>
-            <w:noProof/>
-          </w:rPr>
-          <w:t>24</w:t>
-        </w:r>
-      </w:fldSimple>
-      <w:r>
-        <w:t xml:space="preserve"> – </w:t>
-      </w:r>
-      <w:r>
-        <w:t>Код и результат задачи 1068</w:t>
-      </w:r>
-    </w:p>
-    <w:p>
-      <w:pPr>
-        <w:pStyle w:val="a3"/>
-        <w:rPr>
-          <w:rFonts w:eastAsia="Calibri"/>
-        </w:rPr>
-      </w:pPr>
-      <w:r>
-        <w:rPr>
-          <w:rFonts w:eastAsia="Calibri"/>
-        </w:rPr>
-        <w:lastRenderedPageBreak/>
-        <w:t>Ссылка</w:t>
-      </w:r>
-      <w:r>
-        <w:rPr>
-          <w:rFonts w:eastAsia="Calibri"/>
-        </w:rPr>
-        <w:t xml:space="preserve"> </w:t>
-      </w:r>
-      <w:r>
-        <w:rPr>
-          <w:rFonts w:eastAsia="Calibri"/>
-        </w:rPr>
-        <w:t>на</w:t>
-      </w:r>
-      <w:r>
-        <w:rPr>
-          <w:rFonts w:eastAsia="Calibri"/>
-        </w:rPr>
-        <w:t xml:space="preserve"> </w:t>
-      </w:r>
-      <w:r>
-        <w:rPr>
-          <w:rFonts w:eastAsia="Calibri"/>
-        </w:rPr>
-        <w:t>репозиторий</w:t>
-      </w:r>
-      <w:r>
-        <w:rPr>
-          <w:rFonts w:eastAsia="Calibri"/>
-        </w:rPr>
-        <w:t xml:space="preserve"> </w:t>
-      </w:r>
-      <w:r>
-        <w:rPr>
-          <w:rFonts w:eastAsia="Calibri"/>
-          <w:lang w:val="en-US"/>
-        </w:rPr>
-        <w:t>Github</w:t>
-      </w:r>
-    </w:p>
-    <w:p>
-      <w:hyperlink r:id="rId32" w:history="1">
+      <w:hyperlink r:id="rId25" w:history="1">
         <w:r>
           <w:rPr>
             <w:rStyle w:val="ae"/>
@@ -2679,7 +2651,11 @@
     </w:p>
     <w:p>
       <w:r>
-        <w:t>В рамках самостоятельной работы были разработаны программы для создания, чтения, поиска и удаления данных в XML и JSON файлах, реализующие функционал "Списка задач". Также был создан парсер HTML-страницы с сохранением результатов в текстовый файл и добавлена обработка ошибок для Excel-файлов.</w:t>
+        <w:t>В рамках самостоятельной работы были разработаны программы для создания, чтения, поиска и удаления данных в XML и JSON файлах, реализующие функционал "Списка задач". Также был создан парсер HTML-</w:t>
+      </w:r>
+      <w:r>
+        <w:lastRenderedPageBreak/>
+        <w:t>страницы с сохранением результатов в текстовый файл и добавлена обработка ошибок для Excel-файлов.</w:t>
       </w:r>
     </w:p>
     <w:p>

--- a/Отчеты/Лаб1_Федоров.docx
+++ b/Отчеты/Лаб1_Федоров.docx
@@ -245,25 +245,26 @@
           <w:kern w:val="0"/>
           <w:szCs w:val="28"/>
         </w:rPr>
-        <w:t>Программирование на Java SpringBoot</w:t>
-      </w:r>
+        <w:t xml:space="preserve">Программирование на Java </w:t>
+      </w:r>
+      <w:proofErr w:type="spellStart"/>
       <w:r>
         <w:rPr>
           <w:rFonts w:eastAsia="Calibri" w:cs="Times New Roman"/>
           <w:kern w:val="0"/>
           <w:szCs w:val="28"/>
         </w:rPr>
-        <w:t>»</w:t>
-      </w:r>
-    </w:p>
-    <w:p>
-      <w:pPr>
+        <w:t>SpringBoot</w:t>
+      </w:r>
+      <w:proofErr w:type="spellEnd"/>
+      <w:r>
         <w:rPr>
           <w:rFonts w:eastAsia="Calibri" w:cs="Times New Roman"/>
           <w:kern w:val="0"/>
           <w:szCs w:val="28"/>
         </w:rPr>
-      </w:pPr>
+        <w:t>»</w:t>
+      </w:r>
     </w:p>
     <w:p>
       <w:pPr>
@@ -294,28 +295,29 @@
     </w:p>
     <w:p>
       <w:pPr>
-        <w:jc w:val="left"/>
         <w:rPr>
           <w:rFonts w:eastAsia="Calibri" w:cs="Times New Roman"/>
           <w:kern w:val="0"/>
           <w:szCs w:val="28"/>
         </w:rPr>
       </w:pPr>
-      <w:r>
+    </w:p>
+    <w:p>
+      <w:pPr>
+        <w:jc w:val="left"/>
         <w:rPr>
           <w:rFonts w:eastAsia="Calibri" w:cs="Times New Roman"/>
           <w:kern w:val="0"/>
           <w:szCs w:val="28"/>
         </w:rPr>
-        <w:t xml:space="preserve">Студент: </w:t>
-      </w:r>
+      </w:pPr>
       <w:r>
         <w:rPr>
           <w:rFonts w:eastAsia="Calibri" w:cs="Times New Roman"/>
           <w:kern w:val="0"/>
           <w:szCs w:val="28"/>
         </w:rPr>
-        <w:tab/>
+        <w:t xml:space="preserve">Студент: </w:t>
       </w:r>
       <w:r>
         <w:rPr>
@@ -340,7 +342,6 @@
           <w:szCs w:val="28"/>
         </w:rPr>
         <w:tab/>
-        <w:t>_____________</w:t>
       </w:r>
       <w:r>
         <w:rPr>
@@ -349,6 +350,7 @@
           <w:szCs w:val="28"/>
         </w:rPr>
         <w:tab/>
+        <w:t>_____________</w:t>
       </w:r>
       <w:r>
         <w:rPr>
@@ -356,33 +358,33 @@
           <w:kern w:val="0"/>
           <w:szCs w:val="28"/>
         </w:rPr>
-        <w:t>Федоров А. Д.</w:t>
-      </w:r>
-    </w:p>
-    <w:p>
-      <w:pPr>
-        <w:jc w:val="left"/>
+        <w:tab/>
+      </w:r>
+      <w:r>
         <w:rPr>
           <w:rFonts w:eastAsia="Calibri" w:cs="Times New Roman"/>
           <w:kern w:val="0"/>
           <w:szCs w:val="28"/>
         </w:rPr>
-      </w:pPr>
-      <w:r>
+        <w:t>Федоров А. Д.</w:t>
+      </w:r>
+    </w:p>
+    <w:p>
+      <w:pPr>
+        <w:jc w:val="left"/>
         <w:rPr>
           <w:rFonts w:eastAsia="Calibri" w:cs="Times New Roman"/>
           <w:kern w:val="0"/>
           <w:szCs w:val="28"/>
         </w:rPr>
-        <w:t>Группа РИ</w:t>
-      </w:r>
+      </w:pPr>
       <w:r>
         <w:rPr>
           <w:rFonts w:eastAsia="Calibri" w:cs="Times New Roman"/>
           <w:kern w:val="0"/>
           <w:szCs w:val="28"/>
         </w:rPr>
-        <w:t>М</w:t>
+        <w:t>Группа РИ</w:t>
       </w:r>
       <w:r>
         <w:rPr>
@@ -390,7 +392,7 @@
           <w:kern w:val="0"/>
           <w:szCs w:val="28"/>
         </w:rPr>
-        <w:t>-</w:t>
+        <w:t>М</w:t>
       </w:r>
       <w:r>
         <w:rPr>
@@ -398,33 +400,33 @@
           <w:kern w:val="0"/>
           <w:szCs w:val="28"/>
         </w:rPr>
-        <w:t>150950</w:t>
-      </w:r>
-    </w:p>
-    <w:p>
-      <w:pPr>
-        <w:jc w:val="left"/>
+        <w:t>-</w:t>
+      </w:r>
+      <w:r>
         <w:rPr>
           <w:rFonts w:eastAsia="Calibri" w:cs="Times New Roman"/>
           <w:kern w:val="0"/>
           <w:szCs w:val="28"/>
         </w:rPr>
-      </w:pPr>
-      <w:r>
+        <w:t>150950</w:t>
+      </w:r>
+    </w:p>
+    <w:p>
+      <w:pPr>
+        <w:jc w:val="left"/>
         <w:rPr>
           <w:rFonts w:eastAsia="Calibri" w:cs="Times New Roman"/>
           <w:kern w:val="0"/>
           <w:szCs w:val="28"/>
         </w:rPr>
-        <w:t xml:space="preserve">Преподаватель: </w:t>
-      </w:r>
+      </w:pPr>
       <w:r>
         <w:rPr>
           <w:rFonts w:eastAsia="Calibri" w:cs="Times New Roman"/>
           <w:kern w:val="0"/>
           <w:szCs w:val="28"/>
         </w:rPr>
-        <w:tab/>
+        <w:t xml:space="preserve">Преподаватель: </w:t>
       </w:r>
       <w:r>
         <w:rPr>
@@ -441,7 +443,6 @@
           <w:szCs w:val="28"/>
         </w:rPr>
         <w:tab/>
-        <w:t>_____________</w:t>
       </w:r>
       <w:r>
         <w:rPr>
@@ -450,6 +451,7 @@
           <w:szCs w:val="28"/>
         </w:rPr>
         <w:tab/>
+        <w:t>_____________</w:t>
       </w:r>
       <w:r>
         <w:rPr>
@@ -457,7 +459,7 @@
           <w:kern w:val="0"/>
           <w:szCs w:val="28"/>
         </w:rPr>
-        <w:t>Архипов</w:t>
+        <w:tab/>
       </w:r>
       <w:r>
         <w:rPr>
@@ -465,7 +467,7 @@
           <w:kern w:val="0"/>
           <w:szCs w:val="28"/>
         </w:rPr>
-        <w:t xml:space="preserve"> </w:t>
+        <w:t>Архипов</w:t>
       </w:r>
       <w:r>
         <w:rPr>
@@ -473,7 +475,7 @@
           <w:kern w:val="0"/>
           <w:szCs w:val="28"/>
         </w:rPr>
-        <w:t>Н</w:t>
+        <w:t xml:space="preserve"> </w:t>
       </w:r>
       <w:r>
         <w:rPr>
@@ -481,7 +483,7 @@
           <w:kern w:val="0"/>
           <w:szCs w:val="28"/>
         </w:rPr>
-        <w:t xml:space="preserve">. </w:t>
+        <w:t>Н</w:t>
       </w:r>
       <w:r>
         <w:rPr>
@@ -489,7 +491,7 @@
           <w:kern w:val="0"/>
           <w:szCs w:val="28"/>
         </w:rPr>
-        <w:t>А</w:t>
+        <w:t xml:space="preserve">. </w:t>
       </w:r>
       <w:r>
         <w:rPr>
@@ -497,17 +499,16 @@
           <w:kern w:val="0"/>
           <w:szCs w:val="28"/>
         </w:rPr>
-        <w:t>.</w:t>
-      </w:r>
-    </w:p>
-    <w:p>
-      <w:pPr>
+        <w:t>А</w:t>
+      </w:r>
+      <w:r>
         <w:rPr>
           <w:rFonts w:eastAsia="Calibri" w:cs="Times New Roman"/>
           <w:kern w:val="0"/>
           <w:szCs w:val="28"/>
         </w:rPr>
-      </w:pPr>
+        <w:t>.</w:t>
+      </w:r>
     </w:p>
     <w:p>
       <w:pPr>
@@ -520,8 +521,6 @@
     </w:p>
     <w:p>
       <w:pPr>
-        <w:spacing w:line="254" w:lineRule="auto"/>
-        <w:jc w:val="center"/>
         <w:rPr>
           <w:rFonts w:eastAsia="Calibri" w:cs="Times New Roman"/>
           <w:kern w:val="0"/>
@@ -539,20 +538,31 @@
           <w:szCs w:val="28"/>
         </w:rPr>
       </w:pPr>
-      <w:r>
+    </w:p>
+    <w:p>
+      <w:pPr>
+        <w:spacing w:line="254" w:lineRule="auto"/>
+        <w:jc w:val="center"/>
         <w:rPr>
           <w:rFonts w:eastAsia="Calibri" w:cs="Times New Roman"/>
           <w:kern w:val="0"/>
           <w:szCs w:val="28"/>
         </w:rPr>
-        <w:t>Екатеринбург, 202</w:t>
-      </w:r>
+      </w:pPr>
       <w:r>
         <w:rPr>
           <w:rFonts w:eastAsia="Calibri" w:cs="Times New Roman"/>
           <w:kern w:val="0"/>
           <w:szCs w:val="28"/>
         </w:rPr>
+        <w:t>Екатеринбург, 202</w:t>
+      </w:r>
+      <w:r>
+        <w:rPr>
+          <w:rFonts w:eastAsia="Calibri" w:cs="Times New Roman"/>
+          <w:kern w:val="0"/>
+          <w:szCs w:val="28"/>
+        </w:rPr>
         <w:t>6</w:t>
       </w:r>
     </w:p>
@@ -601,6 +611,9 @@
         <w:jc w:val="center"/>
       </w:pPr>
       <w:r>
+        <w:rPr>
+          <w:noProof/>
+        </w:rPr>
         <w:drawing>
           <wp:inline distT="0" distB="0" distL="0" distR="0" wp14:anchorId="3E553EFC" wp14:editId="1FC75414">
             <wp:extent cx="4465320" cy="2307838"/>
@@ -717,6 +730,9 @@
         <w:jc w:val="center"/>
       </w:pPr>
       <w:r>
+        <w:rPr>
+          <w:noProof/>
+        </w:rPr>
         <w:drawing>
           <wp:inline distT="0" distB="0" distL="0" distR="0" wp14:anchorId="1243495A" wp14:editId="156862D0">
             <wp:extent cx="2142413" cy="2720340"/>
@@ -813,6 +829,9 @@
         <w:jc w:val="center"/>
       </w:pPr>
       <w:r>
+        <w:rPr>
+          <w:noProof/>
+        </w:rPr>
         <w:drawing>
           <wp:inline distT="0" distB="0" distL="0" distR="0" wp14:anchorId="34A39134" wp14:editId="23F8742A">
             <wp:extent cx="4861560" cy="969714"/>
@@ -853,45 +872,45 @@
     <w:p>
       <w:pPr>
         <w:pStyle w:val="ac"/>
+      </w:pPr>
+      <w:r>
+        <w:t xml:space="preserve">Рисунок </w:t>
+      </w:r>
+      <w:r>
+        <w:fldChar w:fldCharType="begin"/>
+      </w:r>
+      <w:r>
+        <w:instrText xml:space="preserve"> SEQ Рисунок \* ARABIC </w:instrText>
+      </w:r>
+      <w:r>
+        <w:fldChar w:fldCharType="separate"/>
+      </w:r>
+      <w:r>
+        <w:rPr>
+          <w:noProof/>
+        </w:rPr>
+        <w:t>3</w:t>
+      </w:r>
+      <w:r>
+        <w:rPr>
+          <w:noProof/>
+        </w:rPr>
+        <w:fldChar w:fldCharType="end"/>
+      </w:r>
+      <w:r>
+        <w:t xml:space="preserve"> – </w:t>
+      </w:r>
+      <w:r>
+        <w:t xml:space="preserve">Метод </w:t>
+      </w:r>
+      <w:r>
         <w:rPr>
           <w:lang w:val="en-US"/>
         </w:rPr>
-      </w:pPr>
-      <w:r>
-        <w:t xml:space="preserve">Рисунок </w:t>
-      </w:r>
-      <w:r>
-        <w:fldChar w:fldCharType="begin"/>
-      </w:r>
-      <w:r>
-        <w:instrText xml:space="preserve"> SEQ Рисунок \* ARABIC </w:instrText>
-      </w:r>
-      <w:r>
-        <w:fldChar w:fldCharType="separate"/>
-      </w:r>
-      <w:r>
-        <w:rPr>
-          <w:noProof/>
-        </w:rPr>
-        <w:t>3</w:t>
-      </w:r>
-      <w:r>
-        <w:rPr>
-          <w:noProof/>
-        </w:rPr>
-        <w:fldChar w:fldCharType="end"/>
-      </w:r>
-      <w:r>
-        <w:t xml:space="preserve"> – </w:t>
-      </w:r>
-      <w:r>
-        <w:t xml:space="preserve">Метод </w:t>
-      </w:r>
-      <w:r>
-        <w:rPr>
-          <w:lang w:val="en-US"/>
-        </w:rPr>
-        <w:t>hello()</w:t>
+        <w:t>hello</w:t>
+      </w:r>
+      <w:r>
+        <w:t>()</w:t>
       </w:r>
     </w:p>
     <w:p>
@@ -905,6 +924,9 @@
         <w:jc w:val="center"/>
       </w:pPr>
       <w:r>
+        <w:rPr>
+          <w:noProof/>
+        </w:rPr>
         <w:drawing>
           <wp:inline distT="0" distB="0" distL="0" distR="0" wp14:anchorId="16E80D4B" wp14:editId="71F946AF">
             <wp:extent cx="4846320" cy="1159905"/>
@@ -1002,6 +1024,9 @@
         <w:jc w:val="center"/>
       </w:pPr>
       <w:r>
+        <w:rPr>
+          <w:noProof/>
+        </w:rPr>
         <w:drawing>
           <wp:inline distT="0" distB="0" distL="0" distR="0" wp14:anchorId="4732AEC6" wp14:editId="7E67AA15">
             <wp:extent cx="3305636" cy="943107"/>
@@ -1042,9 +1067,6 @@
     <w:p>
       <w:pPr>
         <w:pStyle w:val="ac"/>
-        <w:rPr>
-          <w:lang w:val="en-US"/>
-        </w:rPr>
       </w:pPr>
       <w:r>
         <w:t xml:space="preserve">Рисунок </w:t>
@@ -1103,6 +1125,9 @@
         <w:jc w:val="center"/>
       </w:pPr>
       <w:r>
+        <w:rPr>
+          <w:noProof/>
+        </w:rPr>
         <w:drawing>
           <wp:inline distT="0" distB="0" distL="0" distR="0" wp14:anchorId="3DA13BB6" wp14:editId="6D7C8177">
             <wp:extent cx="4229690" cy="885949"/>
@@ -1199,6 +1224,7 @@
       </w:pPr>
       <w:r>
         <w:rPr>
+          <w:noProof/>
           <w:lang w:val="en-US"/>
         </w:rPr>
         <w:lastRenderedPageBreak/>
@@ -1289,6 +1315,9 @@
         <w:jc w:val="center"/>
       </w:pPr>
       <w:r>
+        <w:rPr>
+          <w:noProof/>
+        </w:rPr>
         <w:drawing>
           <wp:inline distT="0" distB="0" distL="0" distR="0" wp14:anchorId="021FFAD9" wp14:editId="5FA9D8FE">
             <wp:extent cx="4679549" cy="2939415"/>
@@ -1385,12 +1414,14 @@
       <w:r>
         <w:t xml:space="preserve">Доработаем приложении добавив 5 методов, первый метод для добавления элемента в </w:t>
       </w:r>
+      <w:proofErr w:type="spellStart"/>
       <w:r>
         <w:rPr>
           <w:lang w:val="en-US"/>
         </w:rPr>
         <w:t>ArrayList</w:t>
       </w:r>
+      <w:proofErr w:type="spellEnd"/>
       <w:r>
         <w:t xml:space="preserve"> и его тест показаны ниже </w:t>
       </w:r>
@@ -1419,6 +1450,9 @@
         <w:jc w:val="center"/>
       </w:pPr>
       <w:r>
+        <w:rPr>
+          <w:noProof/>
+        </w:rPr>
         <w:lastRenderedPageBreak/>
         <w:drawing>
           <wp:inline distT="0" distB="0" distL="0" distR="0" wp14:anchorId="2CA141DD" wp14:editId="6CC9AA08">
@@ -1494,12 +1528,14 @@
       <w:r>
         <w:t xml:space="preserve">Метод </w:t>
       </w:r>
+      <w:proofErr w:type="spellStart"/>
       <w:r>
         <w:rPr>
           <w:lang w:val="en-US"/>
         </w:rPr>
         <w:t>updateArray</w:t>
       </w:r>
+      <w:proofErr w:type="spellEnd"/>
     </w:p>
     <w:p>
       <w:pPr>
@@ -1507,6 +1543,9 @@
         <w:jc w:val="center"/>
       </w:pPr>
       <w:r>
+        <w:rPr>
+          <w:noProof/>
+        </w:rPr>
         <w:drawing>
           <wp:inline distT="0" distB="0" distL="0" distR="0" wp14:anchorId="36477174" wp14:editId="0917E790">
             <wp:extent cx="4655820" cy="2863917"/>
@@ -1578,23 +1617,27 @@
       <w:r>
         <w:t xml:space="preserve">Тест метода </w:t>
       </w:r>
+      <w:proofErr w:type="spellStart"/>
       <w:r>
         <w:rPr>
           <w:lang w:val="en-US"/>
         </w:rPr>
         <w:t>updateArray</w:t>
       </w:r>
+      <w:proofErr w:type="spellEnd"/>
     </w:p>
     <w:p>
       <w:r>
         <w:t xml:space="preserve">Второй метод для просмотра </w:t>
       </w:r>
+      <w:proofErr w:type="spellStart"/>
       <w:r>
         <w:rPr>
           <w:lang w:val="en-US"/>
         </w:rPr>
         <w:t>ArrayList</w:t>
       </w:r>
+      <w:proofErr w:type="spellEnd"/>
       <w:r>
         <w:t xml:space="preserve"> и его тест представлены ниже (Рисунки 11-12).</w:t>
       </w:r>
@@ -1605,6 +1648,9 @@
         <w:jc w:val="center"/>
       </w:pPr>
       <w:r>
+        <w:rPr>
+          <w:noProof/>
+        </w:rPr>
         <w:drawing>
           <wp:inline distT="0" distB="0" distL="0" distR="0" wp14:anchorId="572CE981" wp14:editId="10B9BFE3">
             <wp:extent cx="4556760" cy="1601719"/>
@@ -1679,9 +1725,11 @@
       <w:r>
         <w:t xml:space="preserve"> </w:t>
       </w:r>
+      <w:proofErr w:type="spellStart"/>
       <w:r>
         <w:t>showArrayList</w:t>
       </w:r>
+      <w:proofErr w:type="spellEnd"/>
     </w:p>
     <w:p>
       <w:pPr>
@@ -1689,6 +1737,9 @@
         <w:jc w:val="center"/>
       </w:pPr>
       <w:r>
+        <w:rPr>
+          <w:noProof/>
+        </w:rPr>
         <w:lastRenderedPageBreak/>
         <w:drawing>
           <wp:inline distT="0" distB="0" distL="0" distR="0" wp14:anchorId="18AA80F8" wp14:editId="736CC7A5">
@@ -1761,9 +1812,11 @@
       <w:r>
         <w:t xml:space="preserve">Тест метода </w:t>
       </w:r>
+      <w:proofErr w:type="spellStart"/>
       <w:r>
         <w:t>showArrayList</w:t>
       </w:r>
+      <w:proofErr w:type="spellEnd"/>
     </w:p>
     <w:p>
       <w:r>
@@ -1785,6 +1838,9 @@
         <w:jc w:val="center"/>
       </w:pPr>
       <w:r>
+        <w:rPr>
+          <w:noProof/>
+        </w:rPr>
         <w:drawing>
           <wp:inline distT="0" distB="0" distL="0" distR="0" wp14:anchorId="5299A0BF" wp14:editId="0B339E9A">
             <wp:extent cx="4312920" cy="1411208"/>
@@ -1856,9 +1912,11 @@
       <w:r>
         <w:t xml:space="preserve">Метод </w:t>
       </w:r>
+      <w:proofErr w:type="spellStart"/>
       <w:r>
         <w:t>updateHashMap</w:t>
       </w:r>
+      <w:proofErr w:type="spellEnd"/>
     </w:p>
     <w:p>
       <w:pPr>
@@ -1870,6 +1928,7 @@
       </w:pPr>
       <w:r>
         <w:rPr>
+          <w:noProof/>
           <w:lang w:val="en-US"/>
         </w:rPr>
         <w:drawing>
@@ -1941,17 +2000,16 @@
         <w:t xml:space="preserve"> –</w:t>
       </w:r>
       <w:r>
+        <w:t xml:space="preserve"> Тест метода</w:t>
+      </w:r>
+      <w:r>
         <w:t xml:space="preserve"> </w:t>
       </w:r>
-      <w:r>
-        <w:t>Тест метода</w:t>
-      </w:r>
-      <w:r>
-        <w:t xml:space="preserve"> </w:t>
-      </w:r>
+      <w:proofErr w:type="spellStart"/>
       <w:r>
         <w:t>updateHashMap</w:t>
       </w:r>
+      <w:proofErr w:type="spellEnd"/>
     </w:p>
     <w:p>
       <w:pPr>
@@ -1959,6 +2017,9 @@
         <w:jc w:val="center"/>
       </w:pPr>
       <w:r>
+        <w:rPr>
+          <w:noProof/>
+        </w:rPr>
         <w:lastRenderedPageBreak/>
         <w:drawing>
           <wp:inline distT="0" distB="0" distL="0" distR="0" wp14:anchorId="10C2E936" wp14:editId="63A94477">
@@ -2031,9 +2092,11 @@
       <w:r>
         <w:t xml:space="preserve">Метод </w:t>
       </w:r>
+      <w:proofErr w:type="spellStart"/>
       <w:r>
         <w:t>showHashMap</w:t>
       </w:r>
+      <w:proofErr w:type="spellEnd"/>
     </w:p>
     <w:p>
       <w:pPr>
@@ -2041,6 +2104,9 @@
         <w:jc w:val="center"/>
       </w:pPr>
       <w:r>
+        <w:rPr>
+          <w:noProof/>
+        </w:rPr>
         <w:drawing>
           <wp:inline distT="0" distB="0" distL="0" distR="0" wp14:anchorId="4653D525" wp14:editId="6DBF3D0E">
             <wp:extent cx="4411855" cy="2811780"/>
@@ -2081,9 +2147,6 @@
     <w:p>
       <w:pPr>
         <w:pStyle w:val="ac"/>
-        <w:rPr>
-          <w:lang w:val="en-US"/>
-        </w:rPr>
       </w:pPr>
       <w:r>
         <w:t xml:space="preserve">Рисунок </w:t>
@@ -2118,20 +2181,24 @@
       <w:r>
         <w:t xml:space="preserve"> </w:t>
       </w:r>
+      <w:proofErr w:type="spellStart"/>
       <w:r>
         <w:t>showHashMap</w:t>
       </w:r>
+      <w:proofErr w:type="spellEnd"/>
     </w:p>
     <w:p>
       <w:r>
         <w:t xml:space="preserve">Добавим метод для просмотра количества элементов в </w:t>
       </w:r>
+      <w:proofErr w:type="spellStart"/>
       <w:r>
         <w:rPr>
           <w:lang w:val="en-US"/>
         </w:rPr>
         <w:t>ArrayList</w:t>
       </w:r>
+      <w:proofErr w:type="spellEnd"/>
       <w:r>
         <w:t xml:space="preserve"> и </w:t>
       </w:r>
@@ -2151,6 +2218,9 @@
         <w:jc w:val="center"/>
       </w:pPr>
       <w:r>
+        <w:rPr>
+          <w:noProof/>
+        </w:rPr>
         <w:drawing>
           <wp:inline distT="0" distB="0" distL="0" distR="0" wp14:anchorId="69A9A3B7" wp14:editId="164D7454">
             <wp:extent cx="4877883" cy="1409700"/>
@@ -2222,9 +2292,11 @@
       <w:r>
         <w:t xml:space="preserve">Метод </w:t>
       </w:r>
+      <w:proofErr w:type="spellStart"/>
       <w:r>
         <w:t>showAllLenght</w:t>
       </w:r>
+      <w:proofErr w:type="spellEnd"/>
     </w:p>
     <w:p>
       <w:pPr>
@@ -2232,6 +2304,9 @@
         <w:jc w:val="center"/>
       </w:pPr>
       <w:r>
+        <w:rPr>
+          <w:noProof/>
+        </w:rPr>
         <w:lastRenderedPageBreak/>
         <w:drawing>
           <wp:inline distT="0" distB="0" distL="0" distR="0" wp14:anchorId="792B25C4" wp14:editId="448142D5">
@@ -2307,9 +2382,11 @@
       <w:r>
         <w:t xml:space="preserve"> </w:t>
       </w:r>
+      <w:proofErr w:type="spellStart"/>
       <w:r>
         <w:t>showAllLenght</w:t>
       </w:r>
+      <w:proofErr w:type="spellEnd"/>
     </w:p>
     <w:p>
       <w:r>
@@ -2337,12 +2414,14 @@
       <w:r>
         <w:t xml:space="preserve"> и </w:t>
       </w:r>
+      <w:proofErr w:type="spellStart"/>
       <w:r>
         <w:rPr>
           <w:lang w:val="en-US"/>
         </w:rPr>
         <w:t>gradle</w:t>
       </w:r>
+      <w:proofErr w:type="spellEnd"/>
       <w:r>
         <w:t>?</w:t>
       </w:r>
@@ -2382,8 +2461,21 @@
         <w:t xml:space="preserve">это </w:t>
       </w:r>
       <w:r>
-        <w:t>скрипты на языках Groovy или Kotlin</w:t>
-      </w:r>
+        <w:t xml:space="preserve">скрипты на языках </w:t>
+      </w:r>
+      <w:proofErr w:type="spellStart"/>
+      <w:r>
+        <w:t>Groovy</w:t>
+      </w:r>
+      <w:proofErr w:type="spellEnd"/>
+      <w:r>
+        <w:t xml:space="preserve"> или </w:t>
+      </w:r>
+      <w:proofErr w:type="spellStart"/>
+      <w:r>
+        <w:t>Kotlin</w:t>
+      </w:r>
+      <w:proofErr w:type="spellEnd"/>
       <w:r>
         <w:t>, из-за чего он более компактный.</w:t>
       </w:r>
@@ -2396,13 +2488,29 @@
         <w:t>.</w:t>
       </w:r>
       <w:r>
-        <w:t xml:space="preserve"> Gradle обычно быстрее, особенно на больших проектах. За сч</w:t>
+        <w:t xml:space="preserve"> </w:t>
+      </w:r>
+      <w:proofErr w:type="spellStart"/>
+      <w:r>
+        <w:t>Gradle</w:t>
+      </w:r>
+      <w:proofErr w:type="spellEnd"/>
+      <w:r>
+        <w:t xml:space="preserve"> обычно быстрее, особенно на больших проектах. За сч</w:t>
       </w:r>
       <w:r>
         <w:t>е</w:t>
       </w:r>
       <w:r>
-        <w:t>т инкрементальной сборки (пересобирает только изменённые части) и кэширования он может сократить время сборки в разы. Maven, как правило, выполняет полную сборку.</w:t>
+        <w:t xml:space="preserve">т инкрементальной сборки (пересобирает только изменённые части) и кэширования он может сократить время сборки в разы. </w:t>
+      </w:r>
+      <w:proofErr w:type="spellStart"/>
+      <w:r>
+        <w:t>Maven</w:t>
+      </w:r>
+      <w:proofErr w:type="spellEnd"/>
+      <w:r>
+        <w:t>, как правило, выполняет полную сборку.</w:t>
       </w:r>
     </w:p>
     <w:p/>
@@ -2431,16 +2539,53 @@
     </w:p>
     <w:p>
       <w:r>
-        <w:t>Java — статически типизированный язык (тип переменной проверяется на этапе компиляции). Groovy — динамически типизированный: типы в основном проверяются во время выполнения, что даёт гибкость, но снижает безопасность</w:t>
+        <w:t xml:space="preserve">Java — статически типизированный язык (тип переменной проверяется на этапе компиляции). </w:t>
+      </w:r>
+      <w:proofErr w:type="spellStart"/>
+      <w:r>
+        <w:t>Groovy</w:t>
+      </w:r>
+      <w:proofErr w:type="spellEnd"/>
+      <w:r>
+        <w:t xml:space="preserve"> — динамически типизированный: типы в основном проверяются во время выполнения, что даёт гибкость, но снижает безопасность</w:t>
       </w:r>
       <w:r>
         <w:t>.</w:t>
       </w:r>
     </w:p>
     <w:p>
+      <w:proofErr w:type="spellStart"/>
       <w:r>
         <w:lastRenderedPageBreak/>
-        <w:t>Groovy более лаконичен. Например, в нём необязательно писать ; в конце строк, а для основных пакетов (java.util, java.io) не нужны импорты. Также он поддерживает замыкания (closures) и GStrings (строки с интерполяцией)</w:t>
+        <w:t>Groovy</w:t>
+      </w:r>
+      <w:proofErr w:type="spellEnd"/>
+      <w:r>
+        <w:t xml:space="preserve"> более лаконичен. Например, в нём необязательно писать ; в конце строк, а для основных пакетов (</w:t>
+      </w:r>
+      <w:proofErr w:type="spellStart"/>
+      <w:r>
+        <w:t>java.util</w:t>
+      </w:r>
+      <w:proofErr w:type="spellEnd"/>
+      <w:r>
+        <w:t>, java.io) не нужны импорты. Также он поддерживает замыкания (</w:t>
+      </w:r>
+      <w:proofErr w:type="spellStart"/>
+      <w:r>
+        <w:t>closures</w:t>
+      </w:r>
+      <w:proofErr w:type="spellEnd"/>
+      <w:r>
+        <w:t xml:space="preserve">) и </w:t>
+      </w:r>
+      <w:proofErr w:type="spellStart"/>
+      <w:r>
+        <w:t>GStrings</w:t>
+      </w:r>
+      <w:proofErr w:type="spellEnd"/>
+      <w:r>
+        <w:t xml:space="preserve"> (строки с интерполяцией)</w:t>
       </w:r>
       <w:r>
         <w:t>.</w:t>
@@ -2448,8 +2593,29 @@
     </w:p>
     <w:p>
       <w:r>
-        <w:t>Если в Java для поля нужно писать геттеры и сеттеры, то в Groovy поле без модификатора доступа автоматически превращается в свойство (property) с приватным полем и публичными аксессорами</w:t>
-      </w:r>
+        <w:t xml:space="preserve">Если в Java для поля нужно писать геттеры и сеттеры, то в </w:t>
+      </w:r>
+      <w:proofErr w:type="spellStart"/>
+      <w:r>
+        <w:t>Groovy</w:t>
+      </w:r>
+      <w:proofErr w:type="spellEnd"/>
+      <w:r>
+        <w:t xml:space="preserve"> поле без модификатора доступа автоматически превращается в свойство (</w:t>
+      </w:r>
+      <w:proofErr w:type="spellStart"/>
+      <w:r>
+        <w:t>property</w:t>
+      </w:r>
+      <w:proofErr w:type="spellEnd"/>
+      <w:r>
+        <w:t xml:space="preserve">) с приватным полем и публичными </w:t>
+      </w:r>
+      <w:proofErr w:type="spellStart"/>
+      <w:r>
+        <w:t>аксессорами</w:t>
+      </w:r>
+      <w:proofErr w:type="spellEnd"/>
       <w:r>
         <w:t>.</w:t>
       </w:r>
@@ -2462,15 +2628,44 @@
     </w:p>
     <w:p>
       <w:r>
-        <w:t>Появился современный API java.net.http.HttpClient для работы с HTTP/2 и WebSocket, который заменил устаревший HttpURLConnection</w:t>
-      </w:r>
+        <w:t xml:space="preserve">Появился современный API </w:t>
+      </w:r>
+      <w:proofErr w:type="spellStart"/>
+      <w:r>
+        <w:t>java.net.http.HttpClient</w:t>
+      </w:r>
+      <w:proofErr w:type="spellEnd"/>
+      <w:r>
+        <w:t xml:space="preserve"> для работы с HTTP/2 и </w:t>
+      </w:r>
+      <w:proofErr w:type="spellStart"/>
+      <w:r>
+        <w:t>WebSocket</w:t>
+      </w:r>
+      <w:proofErr w:type="spellEnd"/>
+      <w:r>
+        <w:t xml:space="preserve">, который заменил устаревший </w:t>
+      </w:r>
+      <w:proofErr w:type="spellStart"/>
+      <w:r>
+        <w:t>HttpURLConnection</w:t>
+      </w:r>
+      <w:proofErr w:type="spellEnd"/>
       <w:r>
         <w:t>.</w:t>
       </w:r>
     </w:p>
     <w:p>
       <w:r>
-        <w:t>Ключевое слово var позволяет не указывать тип локальной переменной, если он очевиден из контекста. Это сокращает количество шаблонного кода</w:t>
+        <w:t xml:space="preserve">Ключевое слово </w:t>
+      </w:r>
+      <w:proofErr w:type="spellStart"/>
+      <w:r>
+        <w:t>var</w:t>
+      </w:r>
+      <w:proofErr w:type="spellEnd"/>
+      <w:r>
+        <w:t xml:space="preserve"> позволяет не указывать тип локальной переменной, если он очевиден из контекста. Это сокращает количество шаблонного кода</w:t>
       </w:r>
       <w:r>
         <w:t>.</w:t>
@@ -2478,20 +2673,39 @@
     </w:p>
     <w:p>
       <w:r>
-        <w:t>G1 стал стандартным сборщиком мусора вместо Parallel GC, что улучшило управление памятью и паузы</w:t>
+        <w:t xml:space="preserve">G1 стал стандартным сборщиком мусора вместо </w:t>
+      </w:r>
+      <w:proofErr w:type="spellStart"/>
+      <w:r>
+        <w:t>Parallel</w:t>
+      </w:r>
+      <w:proofErr w:type="spellEnd"/>
+      <w:r>
+        <w:t xml:space="preserve"> GC, что улучшило управление памятью и паузы</w:t>
       </w:r>
       <w:r>
         <w:t>.</w:t>
       </w:r>
     </w:p>
     <w:p>
-      <w:pPr>
-        <w:rPr>
-          <w:lang w:val="en-US"/>
-        </w:rPr>
-      </w:pPr>
-      <w:r>
-        <w:t>Java Flight Recorder (JFR)</w:t>
+      <w:r>
+        <w:t xml:space="preserve">Java </w:t>
+      </w:r>
+      <w:proofErr w:type="spellStart"/>
+      <w:r>
+        <w:t>Flight</w:t>
+      </w:r>
+      <w:proofErr w:type="spellEnd"/>
+      <w:r>
+        <w:t xml:space="preserve"> </w:t>
+      </w:r>
+      <w:proofErr w:type="spellStart"/>
+      <w:r>
+        <w:t>Recorder</w:t>
+      </w:r>
+      <w:proofErr w:type="spellEnd"/>
+      <w:r>
+        <w:t xml:space="preserve"> (JFR)</w:t>
       </w:r>
       <w:r>
         <w:t xml:space="preserve"> - </w:t>
@@ -2546,6 +2760,7 @@
         </w:rPr>
         <w:t xml:space="preserve"> </w:t>
       </w:r>
+      <w:proofErr w:type="spellStart"/>
       <w:r>
         <w:rPr>
           <w:rFonts w:eastAsia="Calibri"/>
@@ -2553,8 +2768,14 @@
         </w:rPr>
         <w:t>Github</w:t>
       </w:r>
+      <w:proofErr w:type="spellEnd"/>
     </w:p>
     <w:p>
+      <w:pPr>
+        <w:rPr>
+          <w:lang w:val="en-US"/>
+        </w:rPr>
+      </w:pPr>
       <w:hyperlink r:id="rId25" w:history="1">
         <w:r>
           <w:rPr>
@@ -2569,6 +2790,7 @@
           </w:rPr>
           <w:t>://</w:t>
         </w:r>
+        <w:proofErr w:type="spellStart"/>
         <w:r>
           <w:rPr>
             <w:rStyle w:val="ae"/>
@@ -2576,6 +2798,7 @@
           </w:rPr>
           <w:t>github</w:t>
         </w:r>
+        <w:proofErr w:type="spellEnd"/>
         <w:r>
           <w:rPr>
             <w:rStyle w:val="ae"/>
@@ -2608,13 +2831,15 @@
           </w:rPr>
           <w:t>8/</w:t>
         </w:r>
+        <w:proofErr w:type="spellStart"/>
         <w:r>
           <w:rPr>
             <w:rStyle w:val="ae"/>
             <w:lang w:val="en-US"/>
           </w:rPr>
-          <w:t>ProgJava</w:t>
+          <w:t>SpringBoot</w:t>
         </w:r>
+        <w:proofErr w:type="spellEnd"/>
         <w:r>
           <w:rPr>
             <w:rStyle w:val="ae"/>
@@ -2626,7 +2851,14 @@
             <w:rStyle w:val="ae"/>
             <w:lang w:val="en-US"/>
           </w:rPr>
-          <w:t>git</w:t>
+          <w:t>g</w:t>
+        </w:r>
+        <w:r>
+          <w:rPr>
+            <w:rStyle w:val="ae"/>
+            <w:lang w:val="en-US"/>
+          </w:rPr>
+          <w:t>it</w:t>
         </w:r>
       </w:hyperlink>
     </w:p>
@@ -2646,56 +2878,95 @@
     </w:p>
     <w:p>
       <w:r>
-        <w:t>В ходе выполнения данной лабораторной работы были освоены основные механизмы работы с форматами данных XML, JSON, HTML и Excel в Java.</w:t>
+        <w:t>В ходе выполнения данной лабораторной работы было создано простейшее веб-приложение на фреймворке Spring Boot.</w:t>
       </w:r>
     </w:p>
     <w:p>
       <w:r>
-        <w:t>В рамках самостоятельной работы были разработаны программы для создания, чтения, поиска и удаления данных в XML и JSON файлах, реализующие функционал "Списка задач". Также был создан парсер HTML-</w:t>
-      </w:r>
-      <w:r>
-        <w:lastRenderedPageBreak/>
-        <w:t>страницы с сохранением результатов в текстовый файл и добавлена обработка ошибок для Excel-файлов.</w:t>
+        <w:t>В рамках основной части работы был реализован REST-контроллер с методом </w:t>
+      </w:r>
+      <w:proofErr w:type="spellStart"/>
+      <w:r>
+        <w:t>hello</w:t>
+      </w:r>
+      <w:proofErr w:type="spellEnd"/>
+      <w:r>
+        <w:t>(), обрабатывающим GET-запросы по адресу /</w:t>
+      </w:r>
+      <w:proofErr w:type="spellStart"/>
+      <w:r>
+        <w:t>hello</w:t>
+      </w:r>
+      <w:proofErr w:type="spellEnd"/>
+      <w:r>
+        <w:t> и принимающим необязательный параметр </w:t>
+      </w:r>
+      <w:proofErr w:type="spellStart"/>
+      <w:r>
+        <w:t>name</w:t>
+      </w:r>
+      <w:proofErr w:type="spellEnd"/>
+      <w:r>
+        <w:t xml:space="preserve">. Работоспособность приложения была проверена как через браузер, так и через </w:t>
+      </w:r>
+      <w:proofErr w:type="spellStart"/>
+      <w:r>
+        <w:t>Postman</w:t>
+      </w:r>
+      <w:proofErr w:type="spellEnd"/>
+      <w:r>
+        <w:t>.</w:t>
       </w:r>
     </w:p>
     <w:p>
       <w:r>
-        <w:t>Были р</w:t>
-      </w:r>
-      <w:r>
-        <w:t xml:space="preserve">ешены 2 задачи </w:t>
-      </w:r>
-      <w:r>
-        <w:rPr>
-          <w:lang w:val="en-US"/>
-        </w:rPr>
-        <w:t>timus</w:t>
-      </w:r>
-      <w:r>
-        <w:t xml:space="preserve"> (</w:t>
-      </w:r>
-      <w:r>
-        <w:t>1225 </w:t>
-      </w:r>
-      <w:r>
-        <w:t xml:space="preserve">и </w:t>
-      </w:r>
-      <w:r>
-        <w:t>1068</w:t>
-      </w:r>
-      <w:r>
-        <w:t>)</w:t>
-      </w:r>
-      <w:r>
-        <w:t>.</w:t>
+        <w:lastRenderedPageBreak/>
+        <w:t>В ходе самостоятельной работы приложение было доработано: добавлен отдельный контроллер с пятью GET-методами для работы с коллекциями </w:t>
+      </w:r>
+      <w:proofErr w:type="spellStart"/>
+      <w:r>
+        <w:t>ArrayList</w:t>
+      </w:r>
+      <w:proofErr w:type="spellEnd"/>
+      <w:r>
+        <w:t>&lt;</w:t>
+      </w:r>
+      <w:proofErr w:type="spellStart"/>
+      <w:r>
+        <w:t>String</w:t>
+      </w:r>
+      <w:proofErr w:type="spellEnd"/>
+      <w:r>
+        <w:t>&gt; и </w:t>
+      </w:r>
+      <w:proofErr w:type="spellStart"/>
+      <w:r>
+        <w:t>HashMap</w:t>
+      </w:r>
+      <w:proofErr w:type="spellEnd"/>
+      <w:r>
+        <w:t>&lt;</w:t>
+      </w:r>
+      <w:proofErr w:type="spellStart"/>
+      <w:r>
+        <w:t>Integer</w:t>
+      </w:r>
+      <w:proofErr w:type="spellEnd"/>
+      <w:r>
+        <w:t xml:space="preserve">, </w:t>
+      </w:r>
+      <w:proofErr w:type="spellStart"/>
+      <w:r>
+        <w:t>String</w:t>
+      </w:r>
+      <w:proofErr w:type="spellEnd"/>
+      <w:r>
+        <w:t>&gt;.</w:t>
       </w:r>
     </w:p>
     <w:p>
       <w:r>
-        <w:t>Полученные навыки работы с различными форматами данных позволяют эффективно обмениваться информацией между программами, сохранять структурированные данные, извлекать информацию из веб-страниц и интегрировать Java-приложения с офисными форматами</w:t>
-      </w:r>
-      <w:r>
-        <w:t>.</w:t>
+        <w:t>Полученные навыки позволяют создавать веб-приложения на Spring Boot, обрабатывать HTTP-запросы, работать с параметрами запросов и хранить состояние между запросами на стороне сервера.</w:t>
       </w:r>
     </w:p>
     <w:sectPr>

--- a/Отчеты/Лаб1_Федоров.docx
+++ b/Отчеты/Лаб1_Федоров.docx
@@ -245,26 +245,25 @@
           <w:kern w:val="0"/>
           <w:szCs w:val="28"/>
         </w:rPr>
-        <w:t xml:space="preserve">Программирование на Java </w:t>
-      </w:r>
-      <w:proofErr w:type="spellStart"/>
+        <w:t>Программирование на Java SpringBoot</w:t>
+      </w:r>
       <w:r>
         <w:rPr>
           <w:rFonts w:eastAsia="Calibri" w:cs="Times New Roman"/>
           <w:kern w:val="0"/>
           <w:szCs w:val="28"/>
         </w:rPr>
-        <w:t>SpringBoot</w:t>
-      </w:r>
-      <w:proofErr w:type="spellEnd"/>
-      <w:r>
+        <w:t>»</w:t>
+      </w:r>
+    </w:p>
+    <w:p>
+      <w:pPr>
         <w:rPr>
           <w:rFonts w:eastAsia="Calibri" w:cs="Times New Roman"/>
           <w:kern w:val="0"/>
           <w:szCs w:val="28"/>
         </w:rPr>
-        <w:t>»</w:t>
-      </w:r>
+      </w:pPr>
     </w:p>
     <w:p>
       <w:pPr>
@@ -295,29 +294,28 @@
     </w:p>
     <w:p>
       <w:pPr>
+        <w:jc w:val="left"/>
         <w:rPr>
           <w:rFonts w:eastAsia="Calibri" w:cs="Times New Roman"/>
           <w:kern w:val="0"/>
           <w:szCs w:val="28"/>
         </w:rPr>
       </w:pPr>
-    </w:p>
-    <w:p>
-      <w:pPr>
-        <w:jc w:val="left"/>
+      <w:r>
         <w:rPr>
           <w:rFonts w:eastAsia="Calibri" w:cs="Times New Roman"/>
           <w:kern w:val="0"/>
           <w:szCs w:val="28"/>
         </w:rPr>
-      </w:pPr>
+        <w:t xml:space="preserve">Студент: </w:t>
+      </w:r>
       <w:r>
         <w:rPr>
           <w:rFonts w:eastAsia="Calibri" w:cs="Times New Roman"/>
           <w:kern w:val="0"/>
           <w:szCs w:val="28"/>
         </w:rPr>
-        <w:t xml:space="preserve">Студент: </w:t>
+        <w:tab/>
       </w:r>
       <w:r>
         <w:rPr>
@@ -342,6 +340,7 @@
           <w:szCs w:val="28"/>
         </w:rPr>
         <w:tab/>
+        <w:t>_____________</w:t>
       </w:r>
       <w:r>
         <w:rPr>
@@ -350,7 +349,6 @@
           <w:szCs w:val="28"/>
         </w:rPr>
         <w:tab/>
-        <w:t>_____________</w:t>
       </w:r>
       <w:r>
         <w:rPr>
@@ -358,33 +356,33 @@
           <w:kern w:val="0"/>
           <w:szCs w:val="28"/>
         </w:rPr>
-        <w:tab/>
-      </w:r>
-      <w:r>
+        <w:t>Федоров А. Д.</w:t>
+      </w:r>
+    </w:p>
+    <w:p>
+      <w:pPr>
+        <w:jc w:val="left"/>
         <w:rPr>
           <w:rFonts w:eastAsia="Calibri" w:cs="Times New Roman"/>
           <w:kern w:val="0"/>
           <w:szCs w:val="28"/>
         </w:rPr>
-        <w:t>Федоров А. Д.</w:t>
-      </w:r>
-    </w:p>
-    <w:p>
-      <w:pPr>
-        <w:jc w:val="left"/>
+      </w:pPr>
+      <w:r>
         <w:rPr>
           <w:rFonts w:eastAsia="Calibri" w:cs="Times New Roman"/>
           <w:kern w:val="0"/>
           <w:szCs w:val="28"/>
         </w:rPr>
-      </w:pPr>
+        <w:t>Группа РИ</w:t>
+      </w:r>
       <w:r>
         <w:rPr>
           <w:rFonts w:eastAsia="Calibri" w:cs="Times New Roman"/>
           <w:kern w:val="0"/>
           <w:szCs w:val="28"/>
         </w:rPr>
-        <w:t>Группа РИ</w:t>
+        <w:t>М</w:t>
       </w:r>
       <w:r>
         <w:rPr>
@@ -392,7 +390,7 @@
           <w:kern w:val="0"/>
           <w:szCs w:val="28"/>
         </w:rPr>
-        <w:t>М</w:t>
+        <w:t>-</w:t>
       </w:r>
       <w:r>
         <w:rPr>
@@ -400,7 +398,7 @@
           <w:kern w:val="0"/>
           <w:szCs w:val="28"/>
         </w:rPr>
-        <w:t>-</w:t>
+        <w:t>2</w:t>
       </w:r>
       <w:r>
         <w:rPr>
@@ -408,7 +406,7 @@
           <w:kern w:val="0"/>
           <w:szCs w:val="28"/>
         </w:rPr>
-        <w:t>150950</w:t>
+        <w:t>50950</w:t>
       </w:r>
     </w:p>
     <w:p>
@@ -658,27 +656,14 @@
       <w:r>
         <w:t xml:space="preserve">Рисунок </w:t>
       </w:r>
-      <w:r>
-        <w:fldChar w:fldCharType="begin"/>
-      </w:r>
-      <w:r>
-        <w:instrText xml:space="preserve"> SEQ Рисунок \* ARABIC </w:instrText>
-      </w:r>
-      <w:r>
-        <w:fldChar w:fldCharType="separate"/>
-      </w:r>
-      <w:r>
-        <w:rPr>
-          <w:noProof/>
-        </w:rPr>
-        <w:t>1</w:t>
-      </w:r>
-      <w:r>
-        <w:rPr>
-          <w:noProof/>
-        </w:rPr>
-        <w:fldChar w:fldCharType="end"/>
-      </w:r>
+      <w:fldSimple w:instr=" SEQ Рисунок \* ARABIC ">
+        <w:r>
+          <w:rPr>
+            <w:noProof/>
+          </w:rPr>
+          <w:t>1</w:t>
+        </w:r>
+      </w:fldSimple>
       <w:r>
         <w:t xml:space="preserve"> –</w:t>
       </w:r>
@@ -777,27 +762,14 @@
       <w:r>
         <w:t xml:space="preserve">Рисунок </w:t>
       </w:r>
-      <w:r>
-        <w:fldChar w:fldCharType="begin"/>
-      </w:r>
-      <w:r>
-        <w:instrText xml:space="preserve"> SEQ Рисунок \* ARABIC </w:instrText>
-      </w:r>
-      <w:r>
-        <w:fldChar w:fldCharType="separate"/>
-      </w:r>
-      <w:r>
-        <w:rPr>
-          <w:noProof/>
-        </w:rPr>
-        <w:t>2</w:t>
-      </w:r>
-      <w:r>
-        <w:rPr>
-          <w:noProof/>
-        </w:rPr>
-        <w:fldChar w:fldCharType="end"/>
-      </w:r>
+      <w:fldSimple w:instr=" SEQ Рисунок \* ARABIC ">
+        <w:r>
+          <w:rPr>
+            <w:noProof/>
+          </w:rPr>
+          <w:t>2</w:t>
+        </w:r>
+      </w:fldSimple>
       <w:r>
         <w:t xml:space="preserve"> – </w:t>
       </w:r>
@@ -876,27 +848,14 @@
       <w:r>
         <w:t xml:space="preserve">Рисунок </w:t>
       </w:r>
-      <w:r>
-        <w:fldChar w:fldCharType="begin"/>
-      </w:r>
-      <w:r>
-        <w:instrText xml:space="preserve"> SEQ Рисунок \* ARABIC </w:instrText>
-      </w:r>
-      <w:r>
-        <w:fldChar w:fldCharType="separate"/>
-      </w:r>
-      <w:r>
-        <w:rPr>
-          <w:noProof/>
-        </w:rPr>
-        <w:t>3</w:t>
-      </w:r>
-      <w:r>
-        <w:rPr>
-          <w:noProof/>
-        </w:rPr>
-        <w:fldChar w:fldCharType="end"/>
-      </w:r>
+      <w:fldSimple w:instr=" SEQ Рисунок \* ARABIC ">
+        <w:r>
+          <w:rPr>
+            <w:noProof/>
+          </w:rPr>
+          <w:t>3</w:t>
+        </w:r>
+      </w:fldSimple>
       <w:r>
         <w:t xml:space="preserve"> – </w:t>
       </w:r>
@@ -971,27 +930,14 @@
       <w:r>
         <w:t xml:space="preserve">Рисунок </w:t>
       </w:r>
-      <w:r>
-        <w:fldChar w:fldCharType="begin"/>
-      </w:r>
-      <w:r>
-        <w:instrText xml:space="preserve"> SEQ Рисунок \* ARABIC </w:instrText>
-      </w:r>
-      <w:r>
-        <w:fldChar w:fldCharType="separate"/>
-      </w:r>
-      <w:r>
-        <w:rPr>
-          <w:noProof/>
-        </w:rPr>
-        <w:t>4</w:t>
-      </w:r>
-      <w:r>
-        <w:rPr>
-          <w:noProof/>
-        </w:rPr>
-        <w:fldChar w:fldCharType="end"/>
-      </w:r>
+      <w:fldSimple w:instr=" SEQ Рисунок \* ARABIC ">
+        <w:r>
+          <w:rPr>
+            <w:noProof/>
+          </w:rPr>
+          <w:t>4</w:t>
+        </w:r>
+      </w:fldSimple>
       <w:r>
         <w:t xml:space="preserve"> – </w:t>
       </w:r>
@@ -1071,27 +1017,14 @@
       <w:r>
         <w:t xml:space="preserve">Рисунок </w:t>
       </w:r>
-      <w:r>
-        <w:fldChar w:fldCharType="begin"/>
-      </w:r>
-      <w:r>
-        <w:instrText xml:space="preserve"> SEQ Рисунок \* ARABIC </w:instrText>
-      </w:r>
-      <w:r>
-        <w:fldChar w:fldCharType="separate"/>
-      </w:r>
-      <w:r>
-        <w:rPr>
-          <w:noProof/>
-        </w:rPr>
-        <w:t>5</w:t>
-      </w:r>
-      <w:r>
-        <w:rPr>
-          <w:noProof/>
-        </w:rPr>
-        <w:fldChar w:fldCharType="end"/>
-      </w:r>
+      <w:fldSimple w:instr=" SEQ Рисунок \* ARABIC ">
+        <w:r>
+          <w:rPr>
+            <w:noProof/>
+          </w:rPr>
+          <w:t>5</w:t>
+        </w:r>
+      </w:fldSimple>
       <w:r>
         <w:t xml:space="preserve"> – </w:t>
       </w:r>
@@ -1172,27 +1105,14 @@
       <w:r>
         <w:t xml:space="preserve">Рисунок </w:t>
       </w:r>
-      <w:r>
-        <w:fldChar w:fldCharType="begin"/>
-      </w:r>
-      <w:r>
-        <w:instrText xml:space="preserve"> SEQ Рисунок \* ARABIC </w:instrText>
-      </w:r>
-      <w:r>
-        <w:fldChar w:fldCharType="separate"/>
-      </w:r>
-      <w:r>
-        <w:rPr>
-          <w:noProof/>
-        </w:rPr>
-        <w:t>6</w:t>
-      </w:r>
-      <w:r>
-        <w:rPr>
-          <w:noProof/>
-        </w:rPr>
-        <w:fldChar w:fldCharType="end"/>
-      </w:r>
+      <w:fldSimple w:instr=" SEQ Рисунок \* ARABIC ">
+        <w:r>
+          <w:rPr>
+            <w:noProof/>
+          </w:rPr>
+          <w:t>6</w:t>
+        </w:r>
+      </w:fldSimple>
       <w:r>
         <w:t xml:space="preserve"> – </w:t>
       </w:r>
@@ -1275,27 +1195,14 @@
       <w:r>
         <w:t xml:space="preserve">Рисунок </w:t>
       </w:r>
-      <w:r>
-        <w:fldChar w:fldCharType="begin"/>
-      </w:r>
-      <w:r>
-        <w:instrText xml:space="preserve"> SEQ Рисунок \* ARABIC </w:instrText>
-      </w:r>
-      <w:r>
-        <w:fldChar w:fldCharType="separate"/>
-      </w:r>
-      <w:r>
-        <w:rPr>
-          <w:noProof/>
-        </w:rPr>
-        <w:t>7</w:t>
-      </w:r>
-      <w:r>
-        <w:rPr>
-          <w:noProof/>
-        </w:rPr>
-        <w:fldChar w:fldCharType="end"/>
-      </w:r>
+      <w:fldSimple w:instr=" SEQ Рисунок \* ARABIC ">
+        <w:r>
+          <w:rPr>
+            <w:noProof/>
+          </w:rPr>
+          <w:t>7</w:t>
+        </w:r>
+      </w:fldSimple>
       <w:r>
         <w:t xml:space="preserve"> – </w:t>
       </w:r>
@@ -1362,27 +1269,14 @@
       <w:r>
         <w:t xml:space="preserve">Рисунок </w:t>
       </w:r>
-      <w:r>
-        <w:fldChar w:fldCharType="begin"/>
-      </w:r>
-      <w:r>
-        <w:instrText xml:space="preserve"> SEQ Рисунок \* ARABIC </w:instrText>
-      </w:r>
-      <w:r>
-        <w:fldChar w:fldCharType="separate"/>
-      </w:r>
-      <w:r>
-        <w:rPr>
-          <w:noProof/>
-        </w:rPr>
-        <w:t>8</w:t>
-      </w:r>
-      <w:r>
-        <w:rPr>
-          <w:noProof/>
-        </w:rPr>
-        <w:fldChar w:fldCharType="end"/>
-      </w:r>
+      <w:fldSimple w:instr=" SEQ Рисунок \* ARABIC ">
+        <w:r>
+          <w:rPr>
+            <w:noProof/>
+          </w:rPr>
+          <w:t>8</w:t>
+        </w:r>
+      </w:fldSimple>
       <w:r>
         <w:t xml:space="preserve"> – </w:t>
       </w:r>
@@ -1414,14 +1308,12 @@
       <w:r>
         <w:t xml:space="preserve">Доработаем приложении добавив 5 методов, первый метод для добавления элемента в </w:t>
       </w:r>
-      <w:proofErr w:type="spellStart"/>
       <w:r>
         <w:rPr>
           <w:lang w:val="en-US"/>
         </w:rPr>
         <w:t>ArrayList</w:t>
       </w:r>
-      <w:proofErr w:type="spellEnd"/>
       <w:r>
         <w:t xml:space="preserve"> и его тест показаны ниже </w:t>
       </w:r>
@@ -1501,41 +1393,26 @@
       <w:r>
         <w:t xml:space="preserve">Рисунок </w:t>
       </w:r>
-      <w:r>
-        <w:fldChar w:fldCharType="begin"/>
-      </w:r>
-      <w:r>
-        <w:instrText xml:space="preserve"> SEQ Рисунок \* ARABIC </w:instrText>
-      </w:r>
-      <w:r>
-        <w:fldChar w:fldCharType="separate"/>
-      </w:r>
-      <w:r>
-        <w:rPr>
-          <w:noProof/>
-        </w:rPr>
-        <w:t>9</w:t>
-      </w:r>
-      <w:r>
-        <w:rPr>
-          <w:noProof/>
-        </w:rPr>
-        <w:fldChar w:fldCharType="end"/>
-      </w:r>
+      <w:fldSimple w:instr=" SEQ Рисунок \* ARABIC ">
+        <w:r>
+          <w:rPr>
+            <w:noProof/>
+          </w:rPr>
+          <w:t>9</w:t>
+        </w:r>
+      </w:fldSimple>
       <w:r>
         <w:t xml:space="preserve"> – </w:t>
       </w:r>
       <w:r>
         <w:t xml:space="preserve">Метод </w:t>
       </w:r>
-      <w:proofErr w:type="spellStart"/>
       <w:r>
         <w:rPr>
           <w:lang w:val="en-US"/>
         </w:rPr>
         <w:t>updateArray</w:t>
       </w:r>
-      <w:proofErr w:type="spellEnd"/>
     </w:p>
     <w:p>
       <w:pPr>
@@ -1590,54 +1467,37 @@
       <w:r>
         <w:t xml:space="preserve">Рисунок </w:t>
       </w:r>
-      <w:r>
-        <w:fldChar w:fldCharType="begin"/>
-      </w:r>
-      <w:r>
-        <w:instrText xml:space="preserve"> SEQ Рисунок \* ARABIC </w:instrText>
-      </w:r>
-      <w:r>
-        <w:fldChar w:fldCharType="separate"/>
-      </w:r>
-      <w:r>
-        <w:rPr>
-          <w:noProof/>
-        </w:rPr>
-        <w:t>10</w:t>
-      </w:r>
-      <w:r>
-        <w:rPr>
-          <w:noProof/>
-        </w:rPr>
-        <w:fldChar w:fldCharType="end"/>
-      </w:r>
+      <w:fldSimple w:instr=" SEQ Рисунок \* ARABIC ">
+        <w:r>
+          <w:rPr>
+            <w:noProof/>
+          </w:rPr>
+          <w:t>10</w:t>
+        </w:r>
+      </w:fldSimple>
       <w:r>
         <w:t xml:space="preserve"> – </w:t>
       </w:r>
       <w:r>
         <w:t xml:space="preserve">Тест метода </w:t>
       </w:r>
-      <w:proofErr w:type="spellStart"/>
       <w:r>
         <w:rPr>
           <w:lang w:val="en-US"/>
         </w:rPr>
         <w:t>updateArray</w:t>
       </w:r>
-      <w:proofErr w:type="spellEnd"/>
     </w:p>
     <w:p>
       <w:r>
         <w:t xml:space="preserve">Второй метод для просмотра </w:t>
       </w:r>
-      <w:proofErr w:type="spellStart"/>
       <w:r>
         <w:rPr>
           <w:lang w:val="en-US"/>
         </w:rPr>
         <w:t>ArrayList</w:t>
       </w:r>
-      <w:proofErr w:type="spellEnd"/>
       <w:r>
         <w:t xml:space="preserve"> и его тест представлены ниже (Рисунки 11-12).</w:t>
       </w:r>
@@ -1695,27 +1555,14 @@
       <w:r>
         <w:t xml:space="preserve">Рисунок </w:t>
       </w:r>
-      <w:r>
-        <w:fldChar w:fldCharType="begin"/>
-      </w:r>
-      <w:r>
-        <w:instrText xml:space="preserve"> SEQ Рисунок \* ARABIC </w:instrText>
-      </w:r>
-      <w:r>
-        <w:fldChar w:fldCharType="separate"/>
-      </w:r>
-      <w:r>
-        <w:rPr>
-          <w:noProof/>
-        </w:rPr>
-        <w:t>11</w:t>
-      </w:r>
-      <w:r>
-        <w:rPr>
-          <w:noProof/>
-        </w:rPr>
-        <w:fldChar w:fldCharType="end"/>
-      </w:r>
+      <w:fldSimple w:instr=" SEQ Рисунок \* ARABIC ">
+        <w:r>
+          <w:rPr>
+            <w:noProof/>
+          </w:rPr>
+          <w:t>11</w:t>
+        </w:r>
+      </w:fldSimple>
       <w:r>
         <w:t xml:space="preserve"> – </w:t>
       </w:r>
@@ -1725,11 +1572,9 @@
       <w:r>
         <w:t xml:space="preserve"> </w:t>
       </w:r>
-      <w:proofErr w:type="spellStart"/>
       <w:r>
         <w:t>showArrayList</w:t>
       </w:r>
-      <w:proofErr w:type="spellEnd"/>
     </w:p>
     <w:p>
       <w:pPr>
@@ -1785,38 +1630,23 @@
       <w:r>
         <w:t xml:space="preserve">Рисунок </w:t>
       </w:r>
-      <w:r>
-        <w:fldChar w:fldCharType="begin"/>
-      </w:r>
-      <w:r>
-        <w:instrText xml:space="preserve"> SEQ Рисунок \* ARABIC </w:instrText>
-      </w:r>
-      <w:r>
-        <w:fldChar w:fldCharType="separate"/>
-      </w:r>
-      <w:r>
-        <w:rPr>
-          <w:noProof/>
-        </w:rPr>
-        <w:t>12</w:t>
-      </w:r>
-      <w:r>
-        <w:rPr>
-          <w:noProof/>
-        </w:rPr>
-        <w:fldChar w:fldCharType="end"/>
-      </w:r>
+      <w:fldSimple w:instr=" SEQ Рисунок \* ARABIC ">
+        <w:r>
+          <w:rPr>
+            <w:noProof/>
+          </w:rPr>
+          <w:t>12</w:t>
+        </w:r>
+      </w:fldSimple>
       <w:r>
         <w:t xml:space="preserve"> – </w:t>
       </w:r>
       <w:r>
         <w:t xml:space="preserve">Тест метода </w:t>
       </w:r>
-      <w:proofErr w:type="spellStart"/>
       <w:r>
         <w:t>showArrayList</w:t>
       </w:r>
-      <w:proofErr w:type="spellEnd"/>
     </w:p>
     <w:p>
       <w:r>
@@ -1885,38 +1715,23 @@
       <w:r>
         <w:t xml:space="preserve">Рисунок </w:t>
       </w:r>
-      <w:r>
-        <w:fldChar w:fldCharType="begin"/>
-      </w:r>
-      <w:r>
-        <w:instrText xml:space="preserve"> SEQ Рисунок \* ARABIC </w:instrText>
-      </w:r>
-      <w:r>
-        <w:fldChar w:fldCharType="separate"/>
-      </w:r>
-      <w:r>
-        <w:rPr>
-          <w:noProof/>
-        </w:rPr>
-        <w:t>13</w:t>
-      </w:r>
-      <w:r>
-        <w:rPr>
-          <w:noProof/>
-        </w:rPr>
-        <w:fldChar w:fldCharType="end"/>
-      </w:r>
+      <w:fldSimple w:instr=" SEQ Рисунок \* ARABIC ">
+        <w:r>
+          <w:rPr>
+            <w:noProof/>
+          </w:rPr>
+          <w:t>13</w:t>
+        </w:r>
+      </w:fldSimple>
       <w:r>
         <w:t xml:space="preserve"> – </w:t>
       </w:r>
       <w:r>
         <w:t xml:space="preserve">Метод </w:t>
       </w:r>
-      <w:proofErr w:type="spellStart"/>
       <w:r>
         <w:t>updateHashMap</w:t>
       </w:r>
-      <w:proofErr w:type="spellEnd"/>
     </w:p>
     <w:p>
       <w:pPr>
@@ -1975,27 +1790,14 @@
       <w:r>
         <w:t xml:space="preserve">Рисунок </w:t>
       </w:r>
-      <w:r>
-        <w:fldChar w:fldCharType="begin"/>
-      </w:r>
-      <w:r>
-        <w:instrText xml:space="preserve"> SEQ Рисунок \* ARABIC </w:instrText>
-      </w:r>
-      <w:r>
-        <w:fldChar w:fldCharType="separate"/>
-      </w:r>
-      <w:r>
-        <w:rPr>
-          <w:noProof/>
-        </w:rPr>
-        <w:t>14</w:t>
-      </w:r>
-      <w:r>
-        <w:rPr>
-          <w:noProof/>
-        </w:rPr>
-        <w:fldChar w:fldCharType="end"/>
-      </w:r>
+      <w:fldSimple w:instr=" SEQ Рисунок \* ARABIC ">
+        <w:r>
+          <w:rPr>
+            <w:noProof/>
+          </w:rPr>
+          <w:t>14</w:t>
+        </w:r>
+      </w:fldSimple>
       <w:r>
         <w:t xml:space="preserve"> –</w:t>
       </w:r>
@@ -2005,11 +1807,9 @@
       <w:r>
         <w:t xml:space="preserve"> </w:t>
       </w:r>
-      <w:proofErr w:type="spellStart"/>
       <w:r>
         <w:t>updateHashMap</w:t>
       </w:r>
-      <w:proofErr w:type="spellEnd"/>
     </w:p>
     <w:p>
       <w:pPr>
@@ -2065,38 +1865,23 @@
       <w:r>
         <w:t xml:space="preserve">Рисунок </w:t>
       </w:r>
-      <w:r>
-        <w:fldChar w:fldCharType="begin"/>
-      </w:r>
-      <w:r>
-        <w:instrText xml:space="preserve"> SEQ Рисунок \* ARABIC </w:instrText>
-      </w:r>
-      <w:r>
-        <w:fldChar w:fldCharType="separate"/>
-      </w:r>
-      <w:r>
-        <w:rPr>
-          <w:noProof/>
-        </w:rPr>
-        <w:t>15</w:t>
-      </w:r>
-      <w:r>
-        <w:rPr>
-          <w:noProof/>
-        </w:rPr>
-        <w:fldChar w:fldCharType="end"/>
-      </w:r>
+      <w:fldSimple w:instr=" SEQ Рисунок \* ARABIC ">
+        <w:r>
+          <w:rPr>
+            <w:noProof/>
+          </w:rPr>
+          <w:t>15</w:t>
+        </w:r>
+      </w:fldSimple>
       <w:r>
         <w:t xml:space="preserve"> – </w:t>
       </w:r>
       <w:r>
         <w:t xml:space="preserve">Метод </w:t>
       </w:r>
-      <w:proofErr w:type="spellStart"/>
       <w:r>
         <w:t>showHashMap</w:t>
       </w:r>
-      <w:proofErr w:type="spellEnd"/>
     </w:p>
     <w:p>
       <w:pPr>
@@ -2151,27 +1936,14 @@
       <w:r>
         <w:t xml:space="preserve">Рисунок </w:t>
       </w:r>
-      <w:r>
-        <w:fldChar w:fldCharType="begin"/>
-      </w:r>
-      <w:r>
-        <w:instrText xml:space="preserve"> SEQ Рисунок \* ARABIC </w:instrText>
-      </w:r>
-      <w:r>
-        <w:fldChar w:fldCharType="separate"/>
-      </w:r>
-      <w:r>
-        <w:rPr>
-          <w:noProof/>
-        </w:rPr>
-        <w:t>16</w:t>
-      </w:r>
-      <w:r>
-        <w:rPr>
-          <w:noProof/>
-        </w:rPr>
-        <w:fldChar w:fldCharType="end"/>
-      </w:r>
+      <w:fldSimple w:instr=" SEQ Рисунок \* ARABIC ">
+        <w:r>
+          <w:rPr>
+            <w:noProof/>
+          </w:rPr>
+          <w:t>16</w:t>
+        </w:r>
+      </w:fldSimple>
       <w:r>
         <w:t xml:space="preserve"> – </w:t>
       </w:r>
@@ -2181,24 +1953,20 @@
       <w:r>
         <w:t xml:space="preserve"> </w:t>
       </w:r>
-      <w:proofErr w:type="spellStart"/>
       <w:r>
         <w:t>showHashMap</w:t>
       </w:r>
-      <w:proofErr w:type="spellEnd"/>
     </w:p>
     <w:p>
       <w:r>
         <w:t xml:space="preserve">Добавим метод для просмотра количества элементов в </w:t>
       </w:r>
-      <w:proofErr w:type="spellStart"/>
       <w:r>
         <w:rPr>
           <w:lang w:val="en-US"/>
         </w:rPr>
         <w:t>ArrayList</w:t>
       </w:r>
-      <w:proofErr w:type="spellEnd"/>
       <w:r>
         <w:t xml:space="preserve"> и </w:t>
       </w:r>
@@ -2265,38 +2033,23 @@
       <w:r>
         <w:t xml:space="preserve">Рисунок </w:t>
       </w:r>
-      <w:r>
-        <w:fldChar w:fldCharType="begin"/>
-      </w:r>
-      <w:r>
-        <w:instrText xml:space="preserve"> SEQ Рисунок \* ARABIC </w:instrText>
-      </w:r>
-      <w:r>
-        <w:fldChar w:fldCharType="separate"/>
-      </w:r>
-      <w:r>
-        <w:rPr>
-          <w:noProof/>
-        </w:rPr>
-        <w:t>17</w:t>
-      </w:r>
-      <w:r>
-        <w:rPr>
-          <w:noProof/>
-        </w:rPr>
-        <w:fldChar w:fldCharType="end"/>
-      </w:r>
+      <w:fldSimple w:instr=" SEQ Рисунок \* ARABIC ">
+        <w:r>
+          <w:rPr>
+            <w:noProof/>
+          </w:rPr>
+          <w:t>17</w:t>
+        </w:r>
+      </w:fldSimple>
       <w:r>
         <w:t xml:space="preserve"> – </w:t>
       </w:r>
       <w:r>
         <w:t xml:space="preserve">Метод </w:t>
       </w:r>
-      <w:proofErr w:type="spellStart"/>
       <w:r>
         <w:t>showAllLenght</w:t>
       </w:r>
-      <w:proofErr w:type="spellEnd"/>
     </w:p>
     <w:p>
       <w:pPr>
@@ -2352,27 +2105,14 @@
       <w:r>
         <w:t xml:space="preserve">Рисунок </w:t>
       </w:r>
-      <w:r>
-        <w:fldChar w:fldCharType="begin"/>
-      </w:r>
-      <w:r>
-        <w:instrText xml:space="preserve"> SEQ Рисунок \* ARABIC </w:instrText>
-      </w:r>
-      <w:r>
-        <w:fldChar w:fldCharType="separate"/>
-      </w:r>
-      <w:r>
-        <w:rPr>
-          <w:noProof/>
-        </w:rPr>
-        <w:t>18</w:t>
-      </w:r>
-      <w:r>
-        <w:rPr>
-          <w:noProof/>
-        </w:rPr>
-        <w:fldChar w:fldCharType="end"/>
-      </w:r>
+      <w:fldSimple w:instr=" SEQ Рисунок \* ARABIC ">
+        <w:r>
+          <w:rPr>
+            <w:noProof/>
+          </w:rPr>
+          <w:t>18</w:t>
+        </w:r>
+      </w:fldSimple>
       <w:r>
         <w:t xml:space="preserve"> – </w:t>
       </w:r>
@@ -2382,11 +2122,9 @@
       <w:r>
         <w:t xml:space="preserve"> </w:t>
       </w:r>
-      <w:proofErr w:type="spellStart"/>
       <w:r>
         <w:t>showAllLenght</w:t>
       </w:r>
-      <w:proofErr w:type="spellEnd"/>
     </w:p>
     <w:p>
       <w:r>
@@ -2414,14 +2152,12 @@
       <w:r>
         <w:t xml:space="preserve"> и </w:t>
       </w:r>
-      <w:proofErr w:type="spellStart"/>
       <w:r>
         <w:rPr>
           <w:lang w:val="en-US"/>
         </w:rPr>
         <w:t>gradle</w:t>
       </w:r>
-      <w:proofErr w:type="spellEnd"/>
       <w:r>
         <w:t>?</w:t>
       </w:r>
@@ -2461,306 +2197,165 @@
         <w:t xml:space="preserve">это </w:t>
       </w:r>
       <w:r>
-        <w:t xml:space="preserve">скрипты на языках </w:t>
-      </w:r>
-      <w:proofErr w:type="spellStart"/>
-      <w:r>
+        <w:t>скрипты на языках Groovy или Kotlin</w:t>
+      </w:r>
+      <w:r>
+        <w:t>, из-за чего он более компактный.</w:t>
+      </w:r>
+    </w:p>
+    <w:p>
+      <w:r>
+        <w:t>Производительность</w:t>
+      </w:r>
+      <w:r>
+        <w:t>.</w:t>
+      </w:r>
+      <w:r>
+        <w:t xml:space="preserve"> Gradle обычно быстрее, особенно на больших проектах. За сч</w:t>
+      </w:r>
+      <w:r>
+        <w:t>е</w:t>
+      </w:r>
+      <w:r>
+        <w:t>т инкрементальной сборки (пересобирает только изменённые части) и кэширования он может сократить время сборки в разы. Maven, как правило, выполняет полную сборку.</w:t>
+      </w:r>
+    </w:p>
+    <w:p/>
+    <w:p>
+      <w:r>
+        <w:t xml:space="preserve">Чем отличаются языки программирования </w:t>
+      </w:r>
+      <w:r>
+        <w:rPr>
+          <w:lang w:val="en-US"/>
+        </w:rPr>
+        <w:t>Java</w:t>
+      </w:r>
+      <w:r>
+        <w:t xml:space="preserve"> и </w:t>
+      </w:r>
+      <w:r>
+        <w:rPr>
+          <w:lang w:val="en-US"/>
+        </w:rPr>
         <w:t>Groovy</w:t>
       </w:r>
-      <w:proofErr w:type="spellEnd"/>
-      <w:r>
-        <w:t xml:space="preserve"> или </w:t>
-      </w:r>
-      <w:proofErr w:type="spellStart"/>
-      <w:r>
-        <w:t>Kotlin</w:t>
-      </w:r>
-      <w:proofErr w:type="spellEnd"/>
-      <w:r>
-        <w:t>, из-за чего он более компактный.</w:t>
-      </w:r>
-    </w:p>
-    <w:p>
-      <w:r>
-        <w:t>Производительность</w:t>
+      <w:r>
+        <w:t>?</w:t>
+      </w:r>
+    </w:p>
+    <w:p>
+      <w:r>
+        <w:t>Java — статически типизированный язык (тип переменной проверяется на этапе компиляции). Groovy — динамически типизированный: типы в основном проверяются во время выполнения, что даёт гибкость, но снижает безопасность</w:t>
       </w:r>
       <w:r>
         <w:t>.</w:t>
       </w:r>
-      <w:r>
+    </w:p>
+    <w:p>
+      <w:r>
+        <w:lastRenderedPageBreak/>
+        <w:t>Groovy более лаконичен. Например, в нём необязательно писать ; в конце строк, а для основных пакетов (java.util, java.io) не нужны импорты. Также он поддерживает замыкания (closures) и GStrings (строки с интерполяцией)</w:t>
+      </w:r>
+      <w:r>
+        <w:t>.</w:t>
+      </w:r>
+    </w:p>
+    <w:p>
+      <w:r>
+        <w:t>Если в Java для поля нужно писать геттеры и сеттеры, то в Groovy поле без модификатора доступа автоматически превращается в свойство (property) с приватным полем и публичными аксессорами</w:t>
+      </w:r>
+      <w:r>
+        <w:t>.</w:t>
+      </w:r>
+    </w:p>
+    <w:p/>
+    <w:p>
+      <w:r>
+        <w:t>Что нового добавилось в Java 11 в отличии от Java 8?</w:t>
+      </w:r>
+    </w:p>
+    <w:p>
+      <w:r>
+        <w:t>Появился современный API java.net.http.HttpClient для работы с HTTP/2 и WebSocket, который заменил устаревший HttpURLConnection</w:t>
+      </w:r>
+      <w:r>
+        <w:t>.</w:t>
+      </w:r>
+    </w:p>
+    <w:p>
+      <w:r>
+        <w:t>Ключевое слово var позволяет не указывать тип локальной переменной, если он очевиден из контекста. Это сокращает количество шаблонного кода</w:t>
+      </w:r>
+      <w:r>
+        <w:t>.</w:t>
+      </w:r>
+    </w:p>
+    <w:p>
+      <w:r>
+        <w:t>G1 стал стандартным сборщиком мусора вместо Parallel GC, что улучшило управление памятью и паузы</w:t>
+      </w:r>
+      <w:r>
+        <w:t>.</w:t>
+      </w:r>
+    </w:p>
+    <w:p>
+      <w:r>
+        <w:t>Java Flight Recorder (JFR)</w:t>
+      </w:r>
+      <w:r>
+        <w:t xml:space="preserve"> - </w:t>
+      </w:r>
+      <w:r>
+        <w:t>Инструмент для профилирования и диагностики приложений с минимальными накладными расходами, который раньше был только в коммерческой версии, стал доступен всем</w:t>
+      </w:r>
+      <w:r>
+        <w:t>.</w:t>
+      </w:r>
+    </w:p>
+    <w:p>
+      <w:pPr>
+        <w:pStyle w:val="a3"/>
+        <w:rPr>
+          <w:rFonts w:eastAsia="Calibri"/>
+        </w:rPr>
+      </w:pPr>
+      <w:r>
+        <w:rPr>
+          <w:rFonts w:eastAsia="Calibri"/>
+        </w:rPr>
+        <w:t>Ссылка</w:t>
+      </w:r>
+      <w:r>
+        <w:rPr>
+          <w:rFonts w:eastAsia="Calibri"/>
+        </w:rPr>
         <w:t xml:space="preserve"> </w:t>
       </w:r>
-      <w:proofErr w:type="spellStart"/>
-      <w:r>
-        <w:t>Gradle</w:t>
-      </w:r>
-      <w:proofErr w:type="spellEnd"/>
-      <w:r>
-        <w:t xml:space="preserve"> обычно быстрее, особенно на больших проектах. За сч</w:t>
-      </w:r>
-      <w:r>
-        <w:t>е</w:t>
-      </w:r>
-      <w:r>
-        <w:t xml:space="preserve">т инкрементальной сборки (пересобирает только изменённые части) и кэширования он может сократить время сборки в разы. </w:t>
-      </w:r>
-      <w:proofErr w:type="spellStart"/>
-      <w:r>
-        <w:t>Maven</w:t>
-      </w:r>
-      <w:proofErr w:type="spellEnd"/>
-      <w:r>
-        <w:t>, как правило, выполняет полную сборку.</w:t>
-      </w:r>
-    </w:p>
-    <w:p/>
-    <w:p>
-      <w:r>
-        <w:t xml:space="preserve">Чем отличаются языки программирования </w:t>
-      </w:r>
-      <w:r>
-        <w:rPr>
-          <w:lang w:val="en-US"/>
-        </w:rPr>
-        <w:t>Java</w:t>
-      </w:r>
-      <w:r>
-        <w:t xml:space="preserve"> и </w:t>
-      </w:r>
-      <w:r>
-        <w:rPr>
-          <w:lang w:val="en-US"/>
-        </w:rPr>
-        <w:t>Groovy</w:t>
-      </w:r>
-      <w:r>
-        <w:t>?</w:t>
-      </w:r>
-    </w:p>
-    <w:p>
-      <w:r>
-        <w:t xml:space="preserve">Java — статически типизированный язык (тип переменной проверяется на этапе компиляции). </w:t>
-      </w:r>
-      <w:proofErr w:type="spellStart"/>
-      <w:r>
-        <w:t>Groovy</w:t>
-      </w:r>
-      <w:proofErr w:type="spellEnd"/>
-      <w:r>
-        <w:t xml:space="preserve"> — динамически типизированный: типы в основном проверяются во время выполнения, что даёт гибкость, но снижает безопасность</w:t>
-      </w:r>
-      <w:r>
-        <w:t>.</w:t>
-      </w:r>
-    </w:p>
-    <w:p>
-      <w:proofErr w:type="spellStart"/>
-      <w:r>
-        <w:lastRenderedPageBreak/>
-        <w:t>Groovy</w:t>
-      </w:r>
-      <w:proofErr w:type="spellEnd"/>
-      <w:r>
-        <w:t xml:space="preserve"> более лаконичен. Например, в нём необязательно писать ; в конце строк, а для основных пакетов (</w:t>
-      </w:r>
-      <w:proofErr w:type="spellStart"/>
-      <w:r>
-        <w:t>java.util</w:t>
-      </w:r>
-      <w:proofErr w:type="spellEnd"/>
-      <w:r>
-        <w:t>, java.io) не нужны импорты. Также он поддерживает замыкания (</w:t>
-      </w:r>
-      <w:proofErr w:type="spellStart"/>
-      <w:r>
-        <w:t>closures</w:t>
-      </w:r>
-      <w:proofErr w:type="spellEnd"/>
-      <w:r>
-        <w:t xml:space="preserve">) и </w:t>
-      </w:r>
-      <w:proofErr w:type="spellStart"/>
-      <w:r>
-        <w:t>GStrings</w:t>
-      </w:r>
-      <w:proofErr w:type="spellEnd"/>
-      <w:r>
-        <w:t xml:space="preserve"> (строки с интерполяцией)</w:t>
-      </w:r>
-      <w:r>
-        <w:t>.</w:t>
-      </w:r>
-    </w:p>
-    <w:p>
-      <w:r>
-        <w:t xml:space="preserve">Если в Java для поля нужно писать геттеры и сеттеры, то в </w:t>
-      </w:r>
-      <w:proofErr w:type="spellStart"/>
-      <w:r>
-        <w:t>Groovy</w:t>
-      </w:r>
-      <w:proofErr w:type="spellEnd"/>
-      <w:r>
-        <w:t xml:space="preserve"> поле без модификатора доступа автоматически превращается в свойство (</w:t>
-      </w:r>
-      <w:proofErr w:type="spellStart"/>
-      <w:r>
-        <w:t>property</w:t>
-      </w:r>
-      <w:proofErr w:type="spellEnd"/>
-      <w:r>
-        <w:t xml:space="preserve">) с приватным полем и публичными </w:t>
-      </w:r>
-      <w:proofErr w:type="spellStart"/>
-      <w:r>
-        <w:t>аксессорами</w:t>
-      </w:r>
-      <w:proofErr w:type="spellEnd"/>
-      <w:r>
-        <w:t>.</w:t>
-      </w:r>
-    </w:p>
-    <w:p/>
-    <w:p>
-      <w:r>
-        <w:t>Что нового добавилось в Java 11 в отличии от Java 8?</w:t>
-      </w:r>
-    </w:p>
-    <w:p>
-      <w:r>
-        <w:t xml:space="preserve">Появился современный API </w:t>
-      </w:r>
-      <w:proofErr w:type="spellStart"/>
-      <w:r>
-        <w:t>java.net.http.HttpClient</w:t>
-      </w:r>
-      <w:proofErr w:type="spellEnd"/>
-      <w:r>
-        <w:t xml:space="preserve"> для работы с HTTP/2 и </w:t>
-      </w:r>
-      <w:proofErr w:type="spellStart"/>
-      <w:r>
-        <w:t>WebSocket</w:t>
-      </w:r>
-      <w:proofErr w:type="spellEnd"/>
-      <w:r>
-        <w:t xml:space="preserve">, который заменил устаревший </w:t>
-      </w:r>
-      <w:proofErr w:type="spellStart"/>
-      <w:r>
-        <w:t>HttpURLConnection</w:t>
-      </w:r>
-      <w:proofErr w:type="spellEnd"/>
-      <w:r>
-        <w:t>.</w:t>
-      </w:r>
-    </w:p>
-    <w:p>
-      <w:r>
-        <w:t xml:space="preserve">Ключевое слово </w:t>
-      </w:r>
-      <w:proofErr w:type="spellStart"/>
-      <w:r>
-        <w:t>var</w:t>
-      </w:r>
-      <w:proofErr w:type="spellEnd"/>
-      <w:r>
-        <w:t xml:space="preserve"> позволяет не указывать тип локальной переменной, если он очевиден из контекста. Это сокращает количество шаблонного кода</w:t>
-      </w:r>
-      <w:r>
-        <w:t>.</w:t>
-      </w:r>
-    </w:p>
-    <w:p>
-      <w:r>
-        <w:t xml:space="preserve">G1 стал стандартным сборщиком мусора вместо </w:t>
-      </w:r>
-      <w:proofErr w:type="spellStart"/>
-      <w:r>
-        <w:t>Parallel</w:t>
-      </w:r>
-      <w:proofErr w:type="spellEnd"/>
-      <w:r>
-        <w:t xml:space="preserve"> GC, что улучшило управление памятью и паузы</w:t>
-      </w:r>
-      <w:r>
-        <w:t>.</w:t>
-      </w:r>
-    </w:p>
-    <w:p>
-      <w:r>
-        <w:t xml:space="preserve">Java </w:t>
-      </w:r>
-      <w:proofErr w:type="spellStart"/>
-      <w:r>
-        <w:t>Flight</w:t>
-      </w:r>
-      <w:proofErr w:type="spellEnd"/>
-      <w:r>
+      <w:r>
+        <w:rPr>
+          <w:rFonts w:eastAsia="Calibri"/>
+        </w:rPr>
+        <w:t>на</w:t>
+      </w:r>
+      <w:r>
+        <w:rPr>
+          <w:rFonts w:eastAsia="Calibri"/>
+        </w:rPr>
         <w:t xml:space="preserve"> </w:t>
       </w:r>
-      <w:proofErr w:type="spellStart"/>
-      <w:r>
-        <w:t>Recorder</w:t>
-      </w:r>
-      <w:proofErr w:type="spellEnd"/>
-      <w:r>
-        <w:t xml:space="preserve"> (JFR)</w:t>
-      </w:r>
-      <w:r>
-        <w:t xml:space="preserve"> - </w:t>
-      </w:r>
-      <w:r>
-        <w:t>Инструмент для профилирования и диагностики приложений с минимальными накладными расходами, который раньше был только в коммерческой версии, стал доступен всем</w:t>
-      </w:r>
-      <w:r>
-        <w:t>.</w:t>
-      </w:r>
-    </w:p>
-    <w:p>
-      <w:pPr>
-        <w:pStyle w:val="a3"/>
+      <w:r>
         <w:rPr>
           <w:rFonts w:eastAsia="Calibri"/>
         </w:rPr>
-      </w:pPr>
+        <w:t>репозиторий</w:t>
+      </w:r>
       <w:r>
         <w:rPr>
           <w:rFonts w:eastAsia="Calibri"/>
         </w:rPr>
-        <w:t>Ссылка</w:t>
-      </w:r>
-      <w:r>
-        <w:rPr>
-          <w:rFonts w:eastAsia="Calibri"/>
-        </w:rPr>
         <w:t xml:space="preserve"> </w:t>
       </w:r>
-      <w:r>
-        <w:rPr>
-          <w:rFonts w:eastAsia="Calibri"/>
-        </w:rPr>
-        <w:t>на</w:t>
-      </w:r>
-      <w:r>
-        <w:rPr>
-          <w:rFonts w:eastAsia="Calibri"/>
-        </w:rPr>
-        <w:t xml:space="preserve"> </w:t>
-      </w:r>
-      <w:r>
-        <w:rPr>
-          <w:rFonts w:eastAsia="Calibri"/>
-        </w:rPr>
-        <w:t>репозиторий</w:t>
-      </w:r>
-      <w:r>
-        <w:rPr>
-          <w:rFonts w:eastAsia="Calibri"/>
-        </w:rPr>
-        <w:t xml:space="preserve"> </w:t>
-      </w:r>
-      <w:proofErr w:type="spellStart"/>
       <w:r>
         <w:rPr>
           <w:rFonts w:eastAsia="Calibri"/>
@@ -2768,14 +2363,8 @@
         </w:rPr>
         <w:t>Github</w:t>
       </w:r>
-      <w:proofErr w:type="spellEnd"/>
-    </w:p>
-    <w:p>
-      <w:pPr>
-        <w:rPr>
-          <w:lang w:val="en-US"/>
-        </w:rPr>
-      </w:pPr>
+    </w:p>
+    <w:p>
       <w:hyperlink r:id="rId25" w:history="1">
         <w:r>
           <w:rPr>
@@ -2790,7 +2379,6 @@
           </w:rPr>
           <w:t>://</w:t>
         </w:r>
-        <w:proofErr w:type="spellStart"/>
         <w:r>
           <w:rPr>
             <w:rStyle w:val="ae"/>
@@ -2798,7 +2386,6 @@
           </w:rPr>
           <w:t>github</w:t>
         </w:r>
-        <w:proofErr w:type="spellEnd"/>
         <w:r>
           <w:rPr>
             <w:rStyle w:val="ae"/>
@@ -2831,7 +2418,6 @@
           </w:rPr>
           <w:t>8/</w:t>
         </w:r>
-        <w:proofErr w:type="spellStart"/>
         <w:r>
           <w:rPr>
             <w:rStyle w:val="ae"/>
@@ -2839,7 +2425,6 @@
           </w:rPr>
           <w:t>SpringBoot</w:t>
         </w:r>
-        <w:proofErr w:type="spellEnd"/>
         <w:r>
           <w:rPr>
             <w:rStyle w:val="ae"/>
@@ -2851,14 +2436,7 @@
             <w:rStyle w:val="ae"/>
             <w:lang w:val="en-US"/>
           </w:rPr>
-          <w:t>g</w:t>
-        </w:r>
-        <w:r>
-          <w:rPr>
-            <w:rStyle w:val="ae"/>
-            <w:lang w:val="en-US"/>
-          </w:rPr>
-          <w:t>it</w:t>
+          <w:t>git</w:t>
         </w:r>
       </w:hyperlink>
     </w:p>
@@ -2883,85 +2461,13 @@
     </w:p>
     <w:p>
       <w:r>
-        <w:t>В рамках основной части работы был реализован REST-контроллер с методом </w:t>
-      </w:r>
-      <w:proofErr w:type="spellStart"/>
-      <w:r>
-        <w:t>hello</w:t>
-      </w:r>
-      <w:proofErr w:type="spellEnd"/>
-      <w:r>
-        <w:t>(), обрабатывающим GET-запросы по адресу /</w:t>
-      </w:r>
-      <w:proofErr w:type="spellStart"/>
-      <w:r>
-        <w:t>hello</w:t>
-      </w:r>
-      <w:proofErr w:type="spellEnd"/>
-      <w:r>
-        <w:t> и принимающим необязательный параметр </w:t>
-      </w:r>
-      <w:proofErr w:type="spellStart"/>
-      <w:r>
-        <w:t>name</w:t>
-      </w:r>
-      <w:proofErr w:type="spellEnd"/>
-      <w:r>
-        <w:t xml:space="preserve">. Работоспособность приложения была проверена как через браузер, так и через </w:t>
-      </w:r>
-      <w:proofErr w:type="spellStart"/>
-      <w:r>
-        <w:t>Postman</w:t>
-      </w:r>
-      <w:proofErr w:type="spellEnd"/>
-      <w:r>
-        <w:t>.</w:t>
+        <w:t>В рамках основной части работы был реализован REST-контроллер с методом hello(), обрабатывающим GET-запросы по адресу /hello и принимающим необязательный параметр name. Работоспособность приложения была проверена как через браузер, так и через Postman.</w:t>
       </w:r>
     </w:p>
     <w:p>
       <w:r>
         <w:lastRenderedPageBreak/>
-        <w:t>В ходе самостоятельной работы приложение было доработано: добавлен отдельный контроллер с пятью GET-методами для работы с коллекциями </w:t>
-      </w:r>
-      <w:proofErr w:type="spellStart"/>
-      <w:r>
-        <w:t>ArrayList</w:t>
-      </w:r>
-      <w:proofErr w:type="spellEnd"/>
-      <w:r>
-        <w:t>&lt;</w:t>
-      </w:r>
-      <w:proofErr w:type="spellStart"/>
-      <w:r>
-        <w:t>String</w:t>
-      </w:r>
-      <w:proofErr w:type="spellEnd"/>
-      <w:r>
-        <w:t>&gt; и </w:t>
-      </w:r>
-      <w:proofErr w:type="spellStart"/>
-      <w:r>
-        <w:t>HashMap</w:t>
-      </w:r>
-      <w:proofErr w:type="spellEnd"/>
-      <w:r>
-        <w:t>&lt;</w:t>
-      </w:r>
-      <w:proofErr w:type="spellStart"/>
-      <w:r>
-        <w:t>Integer</w:t>
-      </w:r>
-      <w:proofErr w:type="spellEnd"/>
-      <w:r>
-        <w:t xml:space="preserve">, </w:t>
-      </w:r>
-      <w:proofErr w:type="spellStart"/>
-      <w:r>
-        <w:t>String</w:t>
-      </w:r>
-      <w:proofErr w:type="spellEnd"/>
-      <w:r>
-        <w:t>&gt;.</w:t>
+        <w:t>В ходе самостоятельной работы приложение было доработано: добавлен отдельный контроллер с пятью GET-методами для работы с коллекциями ArrayList&lt;String&gt; и HashMap&lt;Integer, String&gt;.</w:t>
       </w:r>
     </w:p>
     <w:p>
@@ -8977,6 +8483,7 @@
   <w:style w:type="character" w:default="1" w:styleId="a0">
     <w:name w:val="Default Paragraph Font"/>
     <w:uiPriority w:val="1"/>
+    <w:semiHidden/>
     <w:unhideWhenUsed/>
   </w:style>
   <w:style w:type="table" w:default="1" w:styleId="a1">
